--- a/Project Rooms/Estate Documents/outputs/word-conversions-no-signatures/23-06-21 Last Will and Testament - Jeanette Hollinger.docx
+++ b/Project Rooms/Estate Documents/outputs/word-conversions-no-signatures/23-06-21 Last Will and Testament - Jeanette Hollinger.docx
@@ -4,2404 +4,242 @@
   <w:body>
     <w:p>
       <w:pPr>
-        <w:spacing w:after="40" w:line="240" w:lineRule="auto"/>
+        <w:spacing w:before="0" w:after="0"/>
       </w:pPr>
       <w:r>
-        <w:rPr>
-          <w:rFonts w:ascii="Times New Roman" w:hAnsi="Times New Roman"/>
-          <w:sz w:val="22"/>
-        </w:rPr>
-        <w:t>TastWill andCestament</w:t>
-      </w:r>
-    </w:p>
-    <w:p/>
-    <w:p>
-      <w:pPr>
-        <w:spacing w:after="40" w:line="240" w:lineRule="auto"/>
-        <w:jc w:val="center"/>
-      </w:pPr>
-      <w:r>
-        <w:rPr>
-          <w:rFonts w:ascii="Times New Roman" w:hAnsi="Times New Roman"/>
-          <w:b/>
-          <w:sz w:val="22"/>
-        </w:rPr>
-        <w:t>OF</w:t>
-      </w:r>
-    </w:p>
-    <w:p/>
-    <w:p>
-      <w:pPr>
-        <w:spacing w:after="40" w:line="240" w:lineRule="auto"/>
-        <w:jc w:val="center"/>
-      </w:pPr>
-      <w:r>
-        <w:rPr>
-          <w:rFonts w:ascii="Times New Roman" w:hAnsi="Times New Roman"/>
-          <w:b/>
-          <w:sz w:val="22"/>
-        </w:rPr>
-        <w:t>JEANETTEWILSONHOLLINGER</w:t>
-      </w:r>
-    </w:p>
-    <w:p/>
-    <w:p>
-      <w:pPr>
-        <w:spacing w:after="40" w:line="240" w:lineRule="auto"/>
-      </w:pPr>
-      <w:r>
-        <w:rPr>
-          <w:rFonts w:ascii="Times New Roman" w:hAnsi="Times New Roman"/>
-          <w:sz w:val="22"/>
-        </w:rPr>
-        <w:t>I,JeanetteWilsonHollinger,ofWake County,NorthCarolina,declare this tobemy</w:t>
+        <w:drawing>
+          <wp:inline xmlns:a="http://schemas.openxmlformats.org/drawingml/2006/main" xmlns:pic="http://schemas.openxmlformats.org/drawingml/2006/picture">
+            <wp:extent cx="7315200" cy="9434333"/>
+            <wp:docPr id="1" name="Picture 1"/>
+            <wp:cNvGraphicFramePr>
+              <a:graphicFrameLocks noChangeAspect="1"/>
+            </wp:cNvGraphicFramePr>
+            <a:graphic>
+              <a:graphicData uri="http://schemas.openxmlformats.org/drawingml/2006/picture">
+                <pic:pic>
+                  <pic:nvPicPr>
+                    <pic:cNvPr id="0" name="image.png"/>
+                    <pic:cNvPicPr/>
+                  </pic:nvPicPr>
+                  <pic:blipFill>
+                    <a:blip r:embed="rId9"/>
+                    <a:stretch>
+                      <a:fillRect/>
+                    </a:stretch>
+                  </pic:blipFill>
+                  <pic:spPr>
+                    <a:xfrm>
+                      <a:off x="0" y="0"/>
+                      <a:ext cx="7315200" cy="9434333"/>
+                    </a:xfrm>
+                    <a:prstGeom prst="rect"/>
+                  </pic:spPr>
+                </pic:pic>
+              </a:graphicData>
+            </a:graphic>
+          </wp:inline>
+        </w:drawing>
       </w:r>
     </w:p>
     <w:p>
       <w:pPr>
-        <w:spacing w:after="40" w:line="240" w:lineRule="auto"/>
+        <w:sectPr>
+          <w:pgSz w:w="12240" w:h="15840"/>
+          <w:pgMar w:top="360" w:right="360" w:bottom="360" w:left="360" w:header="720" w:footer="720" w:gutter="0"/>
+          <w:cols w:space="720"/>
+          <w:docGrid w:linePitch="360"/>
+        </w:sectPr>
+      </w:pPr>
+    </w:p>
+    <w:p>
+      <w:pPr>
+        <w:spacing w:before="0" w:after="0"/>
       </w:pPr>
       <w:r>
-        <w:rPr>
-          <w:rFonts w:ascii="Times New Roman" w:hAnsi="Times New Roman"/>
-          <w:sz w:val="22"/>
-        </w:rPr>
-        <w:t>LastWill&amp;Testament and revokeall earlierwills andcodicils.</w:t>
-      </w:r>
-    </w:p>
-    <w:p/>
-    <w:p>
-      <w:pPr>
-        <w:spacing w:after="40" w:line="240" w:lineRule="auto"/>
-        <w:jc w:val="center"/>
-      </w:pPr>
-      <w:r>
-        <w:rPr>
-          <w:rFonts w:ascii="Times New Roman" w:hAnsi="Times New Roman"/>
-          <w:b/>
-          <w:sz w:val="22"/>
-        </w:rPr>
-        <w:t>ARTICLEI</w:t>
+        <w:drawing>
+          <wp:inline xmlns:a="http://schemas.openxmlformats.org/drawingml/2006/main" xmlns:pic="http://schemas.openxmlformats.org/drawingml/2006/picture">
+            <wp:extent cx="7315200" cy="9434333"/>
+            <wp:docPr id="2" name="Picture 2"/>
+            <wp:cNvGraphicFramePr>
+              <a:graphicFrameLocks noChangeAspect="1"/>
+            </wp:cNvGraphicFramePr>
+            <a:graphic>
+              <a:graphicData uri="http://schemas.openxmlformats.org/drawingml/2006/picture">
+                <pic:pic>
+                  <pic:nvPicPr>
+                    <pic:cNvPr id="0" name="image.png"/>
+                    <pic:cNvPicPr/>
+                  </pic:nvPicPr>
+                  <pic:blipFill>
+                    <a:blip r:embed="rId10"/>
+                    <a:stretch>
+                      <a:fillRect/>
+                    </a:stretch>
+                  </pic:blipFill>
+                  <pic:spPr>
+                    <a:xfrm>
+                      <a:off x="0" y="0"/>
+                      <a:ext cx="7315200" cy="9434333"/>
+                    </a:xfrm>
+                    <a:prstGeom prst="rect"/>
+                  </pic:spPr>
+                </pic:pic>
+              </a:graphicData>
+            </a:graphic>
+          </wp:inline>
+        </w:drawing>
       </w:r>
     </w:p>
     <w:p>
       <w:pPr>
-        <w:spacing w:after="40" w:line="240" w:lineRule="auto"/>
-        <w:jc w:val="center"/>
+        <w:sectPr>
+          <w:pgSz w:w="12240" w:h="15840"/>
+          <w:pgMar w:top="360" w:right="360" w:bottom="360" w:left="360" w:header="720" w:footer="720" w:gutter="0"/>
+          <w:cols w:space="720"/>
+          <w:docGrid w:linePitch="360"/>
+        </w:sectPr>
+      </w:pPr>
+    </w:p>
+    <w:p>
+      <w:pPr>
+        <w:spacing w:before="0" w:after="0"/>
       </w:pPr>
       <w:r>
-        <w:rPr>
-          <w:rFonts w:ascii="Times New Roman" w:hAnsi="Times New Roman"/>
-          <w:b/>
-          <w:sz w:val="22"/>
-        </w:rPr>
-        <w:t>DISPOSITIONOFESTATE</w:t>
-      </w:r>
-    </w:p>
-    <w:p/>
-    <w:p>
-      <w:pPr>
-        <w:spacing w:after="40" w:line="240" w:lineRule="auto"/>
-      </w:pPr>
-      <w:r>
-        <w:rPr>
-          <w:rFonts w:ascii="Times New Roman" w:hAnsi="Times New Roman"/>
-          <w:sz w:val="22"/>
-        </w:rPr>
-        <w:t>SpecificGiftofEstate.Ibequeathanddevisemycoincollection,whereverlocated,not</w:t>
+        <w:drawing>
+          <wp:inline xmlns:a="http://schemas.openxmlformats.org/drawingml/2006/main" xmlns:pic="http://schemas.openxmlformats.org/drawingml/2006/picture">
+            <wp:extent cx="7315200" cy="9434333"/>
+            <wp:docPr id="3" name="Picture 3"/>
+            <wp:cNvGraphicFramePr>
+              <a:graphicFrameLocks noChangeAspect="1"/>
+            </wp:cNvGraphicFramePr>
+            <a:graphic>
+              <a:graphicData uri="http://schemas.openxmlformats.org/drawingml/2006/picture">
+                <pic:pic>
+                  <pic:nvPicPr>
+                    <pic:cNvPr id="0" name="image.png"/>
+                    <pic:cNvPicPr/>
+                  </pic:nvPicPr>
+                  <pic:blipFill>
+                    <a:blip r:embed="rId11"/>
+                    <a:stretch>
+                      <a:fillRect/>
+                    </a:stretch>
+                  </pic:blipFill>
+                  <pic:spPr>
+                    <a:xfrm>
+                      <a:off x="0" y="0"/>
+                      <a:ext cx="7315200" cy="9434333"/>
+                    </a:xfrm>
+                    <a:prstGeom prst="rect"/>
+                  </pic:spPr>
+                </pic:pic>
+              </a:graphicData>
+            </a:graphic>
+          </wp:inline>
+        </w:drawing>
       </w:r>
     </w:p>
     <w:p>
       <w:pPr>
-        <w:spacing w:after="40" w:line="240" w:lineRule="auto"/>
+        <w:sectPr>
+          <w:pgSz w:w="12240" w:h="15840"/>
+          <w:pgMar w:top="360" w:right="360" w:bottom="360" w:left="360" w:header="720" w:footer="720" w:gutter="0"/>
+          <w:cols w:space="720"/>
+          <w:docGrid w:linePitch="360"/>
+        </w:sectPr>
+      </w:pPr>
+    </w:p>
+    <w:p>
+      <w:pPr>
+        <w:spacing w:before="0" w:after="0"/>
       </w:pPr>
       <w:r>
-        <w:rPr>
-          <w:rFonts w:ascii="Times New Roman" w:hAnsi="Times New Roman"/>
-          <w:sz w:val="22"/>
-        </w:rPr>
-        <w:t>otherwiseeffectivelydisposedof,tomydaughter,KendallMeredithHyatt,shouldshesurvive</w:t>
+        <w:drawing>
+          <wp:inline xmlns:a="http://schemas.openxmlformats.org/drawingml/2006/main" xmlns:pic="http://schemas.openxmlformats.org/drawingml/2006/picture">
+            <wp:extent cx="7315200" cy="9434333"/>
+            <wp:docPr id="4" name="Picture 4"/>
+            <wp:cNvGraphicFramePr>
+              <a:graphicFrameLocks noChangeAspect="1"/>
+            </wp:cNvGraphicFramePr>
+            <a:graphic>
+              <a:graphicData uri="http://schemas.openxmlformats.org/drawingml/2006/picture">
+                <pic:pic>
+                  <pic:nvPicPr>
+                    <pic:cNvPr id="0" name="image.png"/>
+                    <pic:cNvPicPr/>
+                  </pic:nvPicPr>
+                  <pic:blipFill>
+                    <a:blip r:embed="rId12"/>
+                    <a:stretch>
+                      <a:fillRect/>
+                    </a:stretch>
+                  </pic:blipFill>
+                  <pic:spPr>
+                    <a:xfrm>
+                      <a:off x="0" y="0"/>
+                      <a:ext cx="7315200" cy="9434333"/>
+                    </a:xfrm>
+                    <a:prstGeom prst="rect"/>
+                  </pic:spPr>
+                </pic:pic>
+              </a:graphicData>
+            </a:graphic>
+          </wp:inline>
+        </w:drawing>
       </w:r>
     </w:p>
     <w:p>
       <w:pPr>
-        <w:spacing w:after="40" w:line="240" w:lineRule="auto"/>
+        <w:sectPr>
+          <w:pgSz w:w="12240" w:h="15840"/>
+          <w:pgMar w:top="360" w:right="360" w:bottom="360" w:left="360" w:header="720" w:footer="720" w:gutter="0"/>
+          <w:cols w:space="720"/>
+          <w:docGrid w:linePitch="360"/>
+        </w:sectPr>
       </w:pPr>
-      <w:r>
-        <w:rPr>
-          <w:rFonts w:ascii="Times New Roman" w:hAnsi="Times New Roman"/>
-          <w:sz w:val="22"/>
-        </w:rPr>
-        <w:t>me.Ibequeath and devisemy stampcollection,whereverlocated,not otherwiseeffectively</w:t>
-      </w:r>
     </w:p>
     <w:p>
       <w:pPr>
-        <w:spacing w:after="40" w:line="240" w:lineRule="auto"/>
+        <w:spacing w:before="0" w:after="0"/>
       </w:pPr>
       <w:r>
-        <w:rPr>
-          <w:rFonts w:ascii="Times New Roman" w:hAnsi="Times New Roman"/>
-          <w:sz w:val="22"/>
-        </w:rPr>
-        <w:t>disposed of,tomy daughter,WesleyDawnKane,should shesurviveme.Ibequeath and devise</w:t>
-      </w:r>
-    </w:p>
-    <w:p>
-      <w:pPr>
-        <w:spacing w:after="40" w:line="240" w:lineRule="auto"/>
-      </w:pPr>
-      <w:r>
-        <w:rPr>
-          <w:rFonts w:ascii="Times New Roman" w:hAnsi="Times New Roman"/>
-          <w:sz w:val="22"/>
-        </w:rPr>
-        <w:t>my jewelry collection,whereverlocated,not otherwise effectively disposed of,tomy</w:t>
-      </w:r>
-    </w:p>
-    <w:p>
-      <w:pPr>
-        <w:spacing w:after="40" w:line="240" w:lineRule="auto"/>
-      </w:pPr>
-      <w:r>
-        <w:rPr>
-          <w:rFonts w:ascii="Times New Roman" w:hAnsi="Times New Roman"/>
-          <w:sz w:val="22"/>
-        </w:rPr>
-        <w:t>granddaughters,ClaireElizabethHyatt andJulia GraceKane,ineven shares.</w:t>
-      </w:r>
-    </w:p>
-    <w:p/>
-    <w:p>
-      <w:pPr>
-        <w:spacing w:after="40" w:line="240" w:lineRule="auto"/>
-      </w:pPr>
-      <w:r>
-        <w:rPr>
-          <w:rFonts w:ascii="Times New Roman" w:hAnsi="Times New Roman"/>
-          <w:sz w:val="22"/>
-        </w:rPr>
-        <w:t>Residual Gift of Estate.I bequeath and devise my residuary estate,being all my real and</w:t>
-      </w:r>
-    </w:p>
-    <w:p>
-      <w:pPr>
-        <w:spacing w:after="40" w:line="240" w:lineRule="auto"/>
-      </w:pPr>
-      <w:r>
-        <w:rPr>
-          <w:rFonts w:ascii="Times New Roman" w:hAnsi="Times New Roman"/>
-          <w:sz w:val="22"/>
-        </w:rPr>
-        <w:t>personal property,whereverlocated,not otherwise effectively disposedof,but without</w:t>
-      </w:r>
-    </w:p>
-    <w:p>
-      <w:pPr>
-        <w:spacing w:after="40" w:line="240" w:lineRule="auto"/>
-      </w:pPr>
-      <w:r>
-        <w:rPr>
-          <w:rFonts w:ascii="Times New Roman" w:hAnsi="Times New Roman"/>
-          <w:sz w:val="22"/>
-        </w:rPr>
-        <w:t>exercising anypower of appointment overpropertywhichImayhave,tomyhusband,Wesley</w:t>
-      </w:r>
-    </w:p>
-    <w:p>
-      <w:pPr>
-        <w:spacing w:after="40" w:line="240" w:lineRule="auto"/>
-      </w:pPr>
-      <w:r>
-        <w:rPr>
-          <w:rFonts w:ascii="Times New Roman" w:hAnsi="Times New Roman"/>
-          <w:sz w:val="22"/>
-        </w:rPr>
-        <w:t>DaleBrowning,shouldhe surviveme.The costs ofsafeguarding,insuring,packing,storing and</w:t>
-      </w:r>
-    </w:p>
-    <w:p>
-      <w:pPr>
-        <w:spacing w:after="40" w:line="240" w:lineRule="auto"/>
-      </w:pPr>
-      <w:r>
-        <w:rPr>
-          <w:rFonts w:ascii="Times New Roman" w:hAnsi="Times New Roman"/>
-          <w:sz w:val="22"/>
-        </w:rPr>
-        <w:t>deliveringmytangible personalpropertyto anybeneficiary under thisArticle shallbe paid from</w:t>
-      </w:r>
-    </w:p>
-    <w:p>
-      <w:pPr>
-        <w:spacing w:after="40" w:line="240" w:lineRule="auto"/>
-      </w:pPr>
-      <w:r>
-        <w:rPr>
-          <w:rFonts w:ascii="Times New Roman" w:hAnsi="Times New Roman"/>
-          <w:sz w:val="22"/>
-        </w:rPr>
-        <w:t>myestateasexpensesofadministration.</w:t>
-      </w:r>
-    </w:p>
-    <w:p/>
-    <w:p>
-      <w:pPr>
-        <w:spacing w:after="40" w:line="240" w:lineRule="auto"/>
-      </w:pPr>
-      <w:r>
-        <w:rPr>
-          <w:rFonts w:ascii="Times New Roman" w:hAnsi="Times New Roman"/>
-          <w:sz w:val="22"/>
-        </w:rPr>
-        <w:t>Ifmy husband,WesleyDaleBrowning,predeceasesme,then I givemyresiduary estate,</w:t>
-      </w:r>
-    </w:p>
-    <w:p>
-      <w:pPr>
-        <w:spacing w:after="40" w:line="240" w:lineRule="auto"/>
-      </w:pPr>
-      <w:r>
-        <w:rPr>
-          <w:rFonts w:ascii="Times New Roman" w:hAnsi="Times New Roman"/>
-          <w:sz w:val="22"/>
-        </w:rPr>
-        <w:t>being allmyrealandpersonal property,wherever located,not otherwiseeffectively disposedof,</w:t>
-      </w:r>
-    </w:p>
-    <w:p>
-      <w:pPr>
-        <w:spacing w:after="40" w:line="240" w:lineRule="auto"/>
-      </w:pPr>
-      <w:r>
-        <w:rPr>
-          <w:rFonts w:ascii="Times New Roman" w:hAnsi="Times New Roman"/>
-          <w:sz w:val="22"/>
-        </w:rPr>
-        <w:t>but without exercising anypower of appointment over propertywhichI may have,to the</w:t>
-      </w:r>
-    </w:p>
-    <w:p>
-      <w:pPr>
-        <w:spacing w:after="40" w:line="240" w:lineRule="auto"/>
-      </w:pPr>
-      <w:r>
-        <w:rPr>
-          <w:rFonts w:ascii="Times New Roman" w:hAnsi="Times New Roman"/>
-          <w:sz w:val="22"/>
-        </w:rPr>
-        <w:t>BrowningFamilyRevocableTrust.</w:t>
-      </w:r>
-    </w:p>
-    <w:p/>
-    <w:p>
-      <w:pPr>
-        <w:spacing w:after="40" w:line="240" w:lineRule="auto"/>
-      </w:pPr>
-      <w:r>
-        <w:rPr>
-          <w:rFonts w:ascii="Times New Roman" w:hAnsi="Times New Roman"/>
-          <w:sz w:val="22"/>
-        </w:rPr>
-        <w:t>The costs of safeguarding,insuring,packing,storing and delivering my tangible personal</w:t>
-      </w:r>
-    </w:p>
-    <w:p>
-      <w:pPr>
-        <w:spacing w:after="40" w:line="240" w:lineRule="auto"/>
-      </w:pPr>
-      <w:r>
-        <w:rPr>
-          <w:rFonts w:ascii="Times New Roman" w:hAnsi="Times New Roman"/>
-          <w:sz w:val="22"/>
-        </w:rPr>
-        <w:t>propertyto anybeneficiary under thisArticle shall bepaidfrom my estate as expenses of</w:t>
-      </w:r>
-    </w:p>
-    <w:p>
-      <w:pPr>
-        <w:spacing w:after="40" w:line="240" w:lineRule="auto"/>
-      </w:pPr>
-      <w:r>
-        <w:rPr>
-          <w:rFonts w:ascii="Times New Roman" w:hAnsi="Times New Roman"/>
-          <w:sz w:val="22"/>
-        </w:rPr>
-        <w:t>administration.</w:t>
-      </w:r>
-    </w:p>
-    <w:p/>
-    <w:p>
-      <w:pPr>
-        <w:spacing w:after="40" w:line="240" w:lineRule="auto"/>
-        <w:jc w:val="center"/>
-      </w:pPr>
-      <w:r>
-        <w:rPr>
-          <w:rFonts w:ascii="Times New Roman" w:hAnsi="Times New Roman"/>
-          <w:b/>
-          <w:sz w:val="22"/>
-        </w:rPr>
-        <w:t>ARTICLEII</w:t>
-      </w:r>
-    </w:p>
-    <w:p>
-      <w:pPr>
-        <w:spacing w:after="40" w:line="240" w:lineRule="auto"/>
-        <w:jc w:val="center"/>
-      </w:pPr>
-      <w:r>
-        <w:rPr>
-          <w:rFonts w:ascii="Times New Roman" w:hAnsi="Times New Roman"/>
-          <w:b/>
-          <w:sz w:val="22"/>
-        </w:rPr>
-        <w:t>PAYMENTOFDEBTS,EXPENSESANDDEATHTAXES</w:t>
-      </w:r>
-    </w:p>
-    <w:p/>
-    <w:p>
-      <w:pPr>
-        <w:spacing w:after="40" w:line="240" w:lineRule="auto"/>
-        <w:jc w:val="center"/>
-      </w:pPr>
-      <w:r>
-        <w:rPr>
-          <w:rFonts w:ascii="Times New Roman" w:hAnsi="Times New Roman"/>
-          <w:b/>
-          <w:sz w:val="22"/>
-        </w:rPr>
-        <w:t>A.</w:t>
-      </w:r>
-    </w:p>
-    <w:p>
-      <w:pPr>
-        <w:spacing w:after="40" w:line="240" w:lineRule="auto"/>
-      </w:pPr>
-      <w:r>
-        <w:rPr>
-          <w:rFonts w:ascii="Times New Roman" w:hAnsi="Times New Roman"/>
-          <w:sz w:val="22"/>
-        </w:rPr>
-        <w:t>Payment of Debts and Expenses.Afterthe allotment of any special exempt</w:t>
-      </w:r>
-    </w:p>
-    <w:p>
-      <w:pPr>
-        <w:spacing w:after="40" w:line="240" w:lineRule="auto"/>
-      </w:pPr>
-      <w:r>
-        <w:rPr>
-          <w:rFonts w:ascii="Times New Roman" w:hAnsi="Times New Roman"/>
-          <w:sz w:val="22"/>
-        </w:rPr>
-        <w:t>allowances,Idirect that all myjust debts,heaithcare expenses,funeral expenses and the</w:t>
-      </w:r>
-    </w:p>
-    <w:p>
-      <w:pPr>
-        <w:spacing w:after="40" w:line="240" w:lineRule="auto"/>
-      </w:pPr>
-      <w:r>
-        <w:rPr>
-          <w:rFonts w:ascii="Times New Roman" w:hAnsi="Times New Roman"/>
-          <w:sz w:val="22"/>
-        </w:rPr>
-        <w:t>administration expenses of myestate shall be paid out of my residuary estate.</w:t>
-      </w:r>
-    </w:p>
-    <w:p>
-      <w:pPr>
-        <w:spacing w:after="40" w:line="240" w:lineRule="auto"/>
-      </w:pPr>
-      <w:r>
-        <w:rPr>
-          <w:rFonts w:ascii="Times New Roman" w:hAnsi="Times New Roman"/>
-          <w:sz w:val="22"/>
-        </w:rPr>
-        <w:t>LastWill andTestament of JeanetteWilson Hollinger</w:t>
-      </w:r>
-    </w:p>
-    <w:p>
-      <w:pPr>
-        <w:spacing w:after="40" w:line="240" w:lineRule="auto"/>
-      </w:pPr>
-      <w:r>
-        <w:rPr>
-          <w:rFonts w:ascii="Times New Roman" w:hAnsi="Times New Roman"/>
-          <w:sz w:val="22"/>
-        </w:rPr>
-        <w:t>Page 1 of 5 Pages</w:t>
-      </w:r>
-    </w:p>
-    <w:p>
-      <w:r>
-        <w:br w:type="page"/>
-      </w:r>
-    </w:p>
-    <w:p>
-      <w:pPr>
-        <w:spacing w:after="40" w:line="240" w:lineRule="auto"/>
-      </w:pPr>
-      <w:r>
-        <w:rPr>
-          <w:rFonts w:ascii="Times New Roman" w:hAnsi="Times New Roman"/>
-          <w:sz w:val="22"/>
-        </w:rPr>
-        <w:t>B.Payment of Death Taxes.All death taxes(other than death taxes which are paid</w:t>
-      </w:r>
-    </w:p>
-    <w:p>
-      <w:pPr>
-        <w:spacing w:after="40" w:line="240" w:lineRule="auto"/>
-      </w:pPr>
-      <w:r>
-        <w:rPr>
-          <w:rFonts w:ascii="Times New Roman" w:hAnsi="Times New Roman"/>
-          <w:sz w:val="22"/>
-        </w:rPr>
-        <w:t>from propertypassing outsideof thiswill pursuant to the terms of thegoverning instrument)</w:t>
-      </w:r>
-    </w:p>
-    <w:p>
-      <w:pPr>
-        <w:spacing w:after="40" w:line="240" w:lineRule="auto"/>
-      </w:pPr>
-      <w:r>
-        <w:rPr>
-          <w:rFonts w:ascii="Times New Roman" w:hAnsi="Times New Roman"/>
-          <w:sz w:val="22"/>
-        </w:rPr>
-        <w:t>shallbe paid out of my residuary estate as an administration expense and shall not be charged</w:t>
-      </w:r>
-    </w:p>
-    <w:p/>
-    <w:p>
-      <w:pPr>
-        <w:spacing w:after="40" w:line="240" w:lineRule="auto"/>
-      </w:pPr>
-      <w:r>
-        <w:rPr>
-          <w:rFonts w:ascii="Times New Roman" w:hAnsi="Times New Roman"/>
-          <w:sz w:val="22"/>
-        </w:rPr>
-        <w:t>Executor shall recoveras provided bylaw any death tax atributable toproperty (i) overwhich I</w:t>
-      </w:r>
-    </w:p>
-    <w:p>
-      <w:pPr>
-        <w:spacing w:after="40" w:line="240" w:lineRule="auto"/>
-      </w:pPr>
-      <w:r>
-        <w:rPr>
-          <w:rFonts w:ascii="Times New Roman" w:hAnsi="Times New Roman"/>
-          <w:sz w:val="22"/>
-        </w:rPr>
-        <w:t>have a power of appointment,(i) in which I have a qualifying income interest for life or(ii) in</w:t>
-      </w:r>
-    </w:p>
-    <w:p>
-      <w:pPr>
-        <w:spacing w:after="40" w:line="240" w:lineRule="auto"/>
-      </w:pPr>
-      <w:r>
-        <w:rPr>
-          <w:rFonts w:ascii="Times New Roman" w:hAnsi="Times New Roman"/>
-          <w:sz w:val="22"/>
-        </w:rPr>
-        <w:t>whichIhave aretainedinterestforlifetotheextentthat anydeathtaxrecoverablebylawisnot</w:t>
-      </w:r>
-    </w:p>
-    <w:p>
-      <w:pPr>
-        <w:spacing w:after="40" w:line="240" w:lineRule="auto"/>
-      </w:pPr>
-      <w:r>
-        <w:rPr>
-          <w:rFonts w:ascii="Times New Roman" w:hAnsi="Times New Roman"/>
-          <w:sz w:val="22"/>
-        </w:rPr>
-        <w:t>otherwise paid out of such property.</w:t>
-      </w:r>
-    </w:p>
-    <w:p/>
-    <w:p>
-      <w:pPr>
-        <w:spacing w:after="40" w:line="240" w:lineRule="auto"/>
-        <w:jc w:val="center"/>
-      </w:pPr>
-      <w:r>
-        <w:rPr>
-          <w:rFonts w:ascii="Times New Roman" w:hAnsi="Times New Roman"/>
-          <w:b/>
-          <w:sz w:val="22"/>
-        </w:rPr>
-        <w:t>ARTICLEIII</w:t>
-      </w:r>
-    </w:p>
-    <w:p>
-      <w:pPr>
-        <w:spacing w:after="40" w:line="240" w:lineRule="auto"/>
-        <w:jc w:val="center"/>
-      </w:pPr>
-      <w:r>
-        <w:rPr>
-          <w:rFonts w:ascii="Times New Roman" w:hAnsi="Times New Roman"/>
-          <w:b/>
-          <w:sz w:val="22"/>
-        </w:rPr>
-        <w:t>THEEXECUTOR</w:t>
-      </w:r>
-    </w:p>
-    <w:p/>
-    <w:p>
-      <w:pPr>
-        <w:spacing w:after="40" w:line="240" w:lineRule="auto"/>
-        <w:jc w:val="center"/>
-      </w:pPr>
-      <w:r>
-        <w:rPr>
-          <w:rFonts w:ascii="Times New Roman" w:hAnsi="Times New Roman"/>
-          <w:b/>
-          <w:sz w:val="22"/>
-        </w:rPr>
-        <w:t>A.</w:t>
-      </w:r>
-    </w:p>
-    <w:p>
-      <w:pPr>
-        <w:spacing w:after="40" w:line="240" w:lineRule="auto"/>
-      </w:pPr>
-      <w:r>
-        <w:rPr>
-          <w:rFonts w:ascii="Times New Roman" w:hAnsi="Times New Roman"/>
-          <w:sz w:val="22"/>
-        </w:rPr>
-        <w:t>AppointmentofExecutor.I appointoneofthefollowingtobemyExecutor,each</w:t>
-      </w:r>
-    </w:p>
-    <w:p>
-      <w:pPr>
-        <w:spacing w:after="40" w:line="240" w:lineRule="auto"/>
-      </w:pPr>
-      <w:r>
-        <w:rPr>
-          <w:rFonts w:ascii="Times New Roman" w:hAnsi="Times New Roman"/>
-          <w:sz w:val="22"/>
-        </w:rPr>
-        <w:t>to act alone and successively in the order named:my husband,WesleyDaleBrowning;my</w:t>
-      </w:r>
-    </w:p>
-    <w:p>
-      <w:pPr>
-        <w:spacing w:after="40" w:line="240" w:lineRule="auto"/>
-      </w:pPr>
-      <w:r>
-        <w:rPr>
-          <w:rFonts w:ascii="Times New Roman" w:hAnsi="Times New Roman"/>
-          <w:sz w:val="22"/>
-        </w:rPr>
-        <w:t>daughter,Kendall MeredithHyatt;and mydaughter,WesleyDawnKane.If it becomes</w:t>
-      </w:r>
-    </w:p>
-    <w:p>
-      <w:pPr>
-        <w:spacing w:after="40" w:line="240" w:lineRule="auto"/>
-      </w:pPr>
-      <w:r>
-        <w:rPr>
-          <w:rFonts w:ascii="Times New Roman" w:hAnsi="Times New Roman"/>
-          <w:sz w:val="22"/>
-        </w:rPr>
-        <w:t>necessaryfor a representative of my estatetoqualifyin anyjurisdiction other than theStateof</w:t>
-      </w:r>
-    </w:p>
-    <w:p>
-      <w:pPr>
-        <w:spacing w:after="40" w:line="240" w:lineRule="auto"/>
-      </w:pPr>
-      <w:r>
-        <w:rPr>
-          <w:rFonts w:ascii="Times New Roman" w:hAnsi="Times New Roman"/>
-          <w:sz w:val="22"/>
-        </w:rPr>
-        <w:t>North Carolina inwhichmyExecutorshall be unableor unwillingtoqualify asExecutor,then</w:t>
-      </w:r>
-    </w:p>
-    <w:p>
-      <w:pPr>
-        <w:spacing w:after="40" w:line="240" w:lineRule="auto"/>
-      </w:pPr>
-      <w:r>
-        <w:rPr>
-          <w:rFonts w:ascii="Times New Roman" w:hAnsi="Times New Roman"/>
-          <w:sz w:val="22"/>
-        </w:rPr>
-        <w:t>myExecutor shallhave theright toappoint anindividual or corporaterepresentative of my estate</w:t>
-      </w:r>
-    </w:p>
-    <w:p>
-      <w:pPr>
-        <w:spacing w:after="40" w:line="240" w:lineRule="auto"/>
-      </w:pPr>
-      <w:r>
-        <w:rPr>
-          <w:rFonts w:ascii="Times New Roman" w:hAnsi="Times New Roman"/>
-          <w:sz w:val="22"/>
-        </w:rPr>
-        <w:t>insuchjurisdiction.</w:t>
-      </w:r>
-    </w:p>
-    <w:p/>
-    <w:p>
-      <w:pPr>
-        <w:spacing w:after="40" w:line="240" w:lineRule="auto"/>
-        <w:jc w:val="center"/>
-      </w:pPr>
-      <w:r>
-        <w:rPr>
-          <w:rFonts w:ascii="Times New Roman" w:hAnsi="Times New Roman"/>
-          <w:b/>
-          <w:sz w:val="22"/>
-        </w:rPr>
-        <w:t>B.</w:t>
-      </w:r>
-    </w:p>
-    <w:p>
-      <w:pPr>
-        <w:spacing w:after="40" w:line="240" w:lineRule="auto"/>
-      </w:pPr>
-      <w:r>
-        <w:rPr>
-          <w:rFonts w:ascii="Times New Roman" w:hAnsi="Times New Roman"/>
-          <w:sz w:val="22"/>
-        </w:rPr>
-        <w:t>WaiverofBond andCourtSupervision.Nobondorothersecurityshall be</w:t>
-      </w:r>
-    </w:p>
-    <w:p/>
-    <w:p>
-      <w:pPr>
-        <w:spacing w:after="40" w:line="240" w:lineRule="auto"/>
-      </w:pPr>
-      <w:r>
-        <w:rPr>
-          <w:rFonts w:ascii="Times New Roman" w:hAnsi="Times New Roman"/>
-          <w:sz w:val="22"/>
-        </w:rPr>
-        <w:t>with anycourt anyinventory,accounting orotherreportrelatingto the administrationof my</w:t>
-      </w:r>
-    </w:p>
-    <w:p>
-      <w:pPr>
-        <w:spacing w:after="40" w:line="240" w:lineRule="auto"/>
-      </w:pPr>
-      <w:r>
-        <w:rPr>
-          <w:rFonts w:ascii="Times New Roman" w:hAnsi="Times New Roman"/>
-          <w:sz w:val="22"/>
-        </w:rPr>
-        <w:t>estate or any trust unless otherwiserequired bylawto doso.</w:t>
-      </w:r>
-    </w:p>
-    <w:p/>
-    <w:p>
-      <w:pPr>
-        <w:spacing w:after="40" w:line="240" w:lineRule="auto"/>
-        <w:jc w:val="center"/>
-      </w:pPr>
-      <w:r>
-        <w:rPr>
-          <w:rFonts w:ascii="Times New Roman" w:hAnsi="Times New Roman"/>
-          <w:b/>
-          <w:sz w:val="22"/>
-        </w:rPr>
-        <w:t>C.</w:t>
-      </w:r>
-    </w:p>
-    <w:p>
-      <w:pPr>
-        <w:spacing w:after="40" w:line="240" w:lineRule="auto"/>
-      </w:pPr>
-      <w:r>
-        <w:rPr>
-          <w:rFonts w:ascii="Times New Roman" w:hAnsi="Times New Roman"/>
-          <w:sz w:val="22"/>
-        </w:rPr>
-        <w:t>Compensation of Executor.Anindividualfiduciarymayreceivethat</w:t>
-      </w:r>
-    </w:p>
-    <w:p/>
-    <w:p>
-      <w:pPr>
-        <w:spacing w:after="40" w:line="240" w:lineRule="auto"/>
-      </w:pPr>
-      <w:r>
-        <w:rPr>
-          <w:rFonts w:ascii="Times New Roman" w:hAnsi="Times New Roman"/>
-          <w:sz w:val="22"/>
-        </w:rPr>
-        <w:t>thiswill arerendered.A corporatefiduciarymayreceive compensationforits servicesin</w:t>
-      </w:r>
-    </w:p>
-    <w:p>
-      <w:pPr>
-        <w:spacing w:after="40" w:line="240" w:lineRule="auto"/>
-      </w:pPr>
-      <w:r>
-        <w:rPr>
-          <w:rFonts w:ascii="Times New Roman" w:hAnsi="Times New Roman"/>
-          <w:sz w:val="22"/>
-        </w:rPr>
-        <w:t>accordancewithitspublishedscheduleoffeesineffect at thetime theservicesunder thiswill</w:t>
-      </w:r>
-    </w:p>
-    <w:p>
-      <w:pPr>
-        <w:spacing w:after="40" w:line="240" w:lineRule="auto"/>
-      </w:pPr>
-      <w:r>
-        <w:rPr>
-          <w:rFonts w:ascii="Times New Roman" w:hAnsi="Times New Roman"/>
-          <w:sz w:val="22"/>
-        </w:rPr>
-        <w:t>arerendered.</w:t>
-      </w:r>
-    </w:p>
-    <w:p/>
-    <w:p>
-      <w:pPr>
-        <w:spacing w:after="40" w:line="240" w:lineRule="auto"/>
-        <w:jc w:val="center"/>
-      </w:pPr>
-      <w:r>
-        <w:rPr>
-          <w:rFonts w:ascii="Times New Roman" w:hAnsi="Times New Roman"/>
-          <w:b/>
-          <w:sz w:val="22"/>
-        </w:rPr>
-        <w:t>ARTICLEIV</w:t>
-      </w:r>
-    </w:p>
-    <w:p>
-      <w:pPr>
-        <w:spacing w:after="40" w:line="240" w:lineRule="auto"/>
-        <w:jc w:val="center"/>
-      </w:pPr>
-      <w:r>
-        <w:rPr>
-          <w:rFonts w:ascii="Times New Roman" w:hAnsi="Times New Roman"/>
-          <w:b/>
-          <w:sz w:val="22"/>
-        </w:rPr>
-        <w:t>ADMINISTRATIVEPOWERSOFTHEEXECUTOR</w:t>
-      </w:r>
-    </w:p>
-    <w:p/>
-    <w:p>
-      <w:pPr>
-        <w:spacing w:after="40" w:line="240" w:lineRule="auto"/>
-      </w:pPr>
-      <w:r>
-        <w:rPr>
-          <w:rFonts w:ascii="Times New Roman" w:hAnsi="Times New Roman"/>
-          <w:sz w:val="22"/>
-        </w:rPr>
-        <w:t>Itismyintentionthatinadditiontoallotherpowersconferredbylaworelsewhereinthis</w:t>
-      </w:r>
-    </w:p>
-    <w:p>
-      <w:pPr>
-        <w:spacing w:after="40" w:line="240" w:lineRule="auto"/>
-      </w:pPr>
-      <w:r>
-        <w:rPr>
-          <w:rFonts w:ascii="Times New Roman" w:hAnsi="Times New Roman"/>
-          <w:sz w:val="22"/>
-        </w:rPr>
-        <w:t>will (i) myPersonal Representative shall have all the powers and authority conferred upon</w:t>
-      </w:r>
-    </w:p>
-    <w:p>
-      <w:pPr>
-        <w:spacing w:after="40" w:line="240" w:lineRule="auto"/>
-      </w:pPr>
-      <w:r>
-        <w:rPr>
-          <w:rFonts w:ascii="Times New Roman" w:hAnsi="Times New Roman"/>
-          <w:sz w:val="22"/>
-        </w:rPr>
-        <w:t>personalrepresentativesbyArticle13of Chapter28AoftheGeneralStatutesofNorthCarolina.</w:t>
-      </w:r>
-    </w:p>
-    <w:p/>
-    <w:p>
-      <w:pPr>
-        <w:spacing w:after="40" w:line="240" w:lineRule="auto"/>
-        <w:jc w:val="center"/>
-      </w:pPr>
-      <w:r>
-        <w:rPr>
-          <w:rFonts w:ascii="Times New Roman" w:hAnsi="Times New Roman"/>
-          <w:b/>
-          <w:sz w:val="22"/>
-        </w:rPr>
-        <w:t>ARTICLEV</w:t>
-      </w:r>
-    </w:p>
-    <w:p>
-      <w:pPr>
-        <w:spacing w:after="40" w:line="240" w:lineRule="auto"/>
-        <w:jc w:val="center"/>
-      </w:pPr>
-      <w:r>
-        <w:rPr>
-          <w:rFonts w:ascii="Times New Roman" w:hAnsi="Times New Roman"/>
-          <w:b/>
-          <w:sz w:val="22"/>
-        </w:rPr>
-        <w:t>PRESUMPTIONOFSURVIVORSHIP</w:t>
-      </w:r>
-    </w:p>
-    <w:p/>
-    <w:p>
-      <w:pPr>
-        <w:spacing w:after="40" w:line="240" w:lineRule="auto"/>
-      </w:pPr>
-      <w:r>
-        <w:rPr>
-          <w:rFonts w:ascii="Times New Roman" w:hAnsi="Times New Roman"/>
-          <w:sz w:val="22"/>
-        </w:rPr>
-        <w:t>For purposes of this will, (i) if any beneficiary under thiswill and I should die under such</w:t>
-      </w:r>
-    </w:p>
-    <w:p/>
-    <w:p>
-      <w:pPr>
-        <w:spacing w:after="40" w:line="240" w:lineRule="auto"/>
-      </w:pPr>
-      <w:r>
-        <w:rPr>
-          <w:rFonts w:ascii="Times New Roman" w:hAnsi="Times New Roman"/>
-          <w:sz w:val="22"/>
-        </w:rPr>
-        <w:t>LastWill andTestamentofJeanetteWilsonHollinger</w:t>
-      </w:r>
-    </w:p>
-    <w:p>
-      <w:pPr>
-        <w:spacing w:after="40" w:line="240" w:lineRule="auto"/>
-      </w:pPr>
-      <w:r>
-        <w:rPr>
-          <w:rFonts w:ascii="Times New Roman" w:hAnsi="Times New Roman"/>
-          <w:sz w:val="22"/>
-        </w:rPr>
-        <w:t>Page 2 of5 Pages</w:t>
-      </w:r>
-    </w:p>
-    <w:p>
-      <w:r>
-        <w:br w:type="page"/>
-      </w:r>
-    </w:p>
-    <w:p>
-      <w:pPr>
-        <w:spacing w:after="40" w:line="240" w:lineRule="auto"/>
-      </w:pPr>
-      <w:r>
-        <w:rPr>
-          <w:rFonts w:ascii="Times New Roman" w:hAnsi="Times New Roman"/>
-          <w:sz w:val="22"/>
-        </w:rPr>
-        <w:t>conclusivelypresumed that suchbeneficiarypredeceasedme and(i)if anyissue of mine should</w:t>
-      </w:r>
-    </w:p>
-    <w:p>
-      <w:pPr>
-        <w:spacing w:after="40" w:line="240" w:lineRule="auto"/>
-      </w:pPr>
-      <w:r>
-        <w:rPr>
-          <w:rFonts w:ascii="Times New Roman" w:hAnsi="Times New Roman"/>
-          <w:sz w:val="22"/>
-        </w:rPr>
-        <w:t>diewithin aperiod of onehundred twenty(120)hours after the date of mydeath,it shallbe</w:t>
-      </w:r>
-    </w:p>
-    <w:p>
-      <w:pPr>
-        <w:spacing w:after="40" w:line="240" w:lineRule="auto"/>
-      </w:pPr>
-      <w:r>
-        <w:rPr>
-          <w:rFonts w:ascii="Times New Roman" w:hAnsi="Times New Roman"/>
-          <w:sz w:val="22"/>
-        </w:rPr>
-        <w:t>conclusivelypresumed that suchissue predeceasedme.</w:t>
-      </w:r>
-    </w:p>
-    <w:p/>
-    <w:p>
-      <w:pPr>
-        <w:spacing w:after="40" w:line="240" w:lineRule="auto"/>
-        <w:jc w:val="center"/>
-      </w:pPr>
-      <w:r>
-        <w:rPr>
-          <w:rFonts w:ascii="Times New Roman" w:hAnsi="Times New Roman"/>
-          <w:b/>
-          <w:sz w:val="22"/>
-        </w:rPr>
-        <w:t>ARTICLEVI</w:t>
-      </w:r>
-    </w:p>
-    <w:p>
-      <w:pPr>
-        <w:spacing w:after="40" w:line="240" w:lineRule="auto"/>
-        <w:jc w:val="center"/>
-      </w:pPr>
-      <w:r>
-        <w:rPr>
-          <w:rFonts w:ascii="Times New Roman" w:hAnsi="Times New Roman"/>
-          <w:b/>
-          <w:sz w:val="22"/>
-        </w:rPr>
-        <w:t>SAVINGSCLAUSE</w:t>
-      </w:r>
-    </w:p>
-    <w:p/>
-    <w:p>
-      <w:pPr>
-        <w:spacing w:after="40" w:line="240" w:lineRule="auto"/>
-      </w:pPr>
-      <w:r>
-        <w:rPr>
-          <w:rFonts w:ascii="Times New Roman" w:hAnsi="Times New Roman"/>
-          <w:sz w:val="22"/>
-        </w:rPr>
-        <w:t>Ifa court of competent jurisdiction at anytimeinvalidates orfind unenforceableany</w:t>
-      </w:r>
-    </w:p>
-    <w:p>
-      <w:pPr>
-        <w:spacing w:after="40" w:line="240" w:lineRule="auto"/>
-      </w:pPr>
-      <w:r>
-        <w:rPr>
-          <w:rFonts w:ascii="Times New Roman" w:hAnsi="Times New Roman"/>
-          <w:sz w:val="22"/>
-        </w:rPr>
-        <w:t>provisionofthisWill,suchinvalidationwill not invalidate thewhole ofthisWill.Allof the</w:t>
-      </w:r>
-    </w:p>
-    <w:p>
-      <w:pPr>
-        <w:spacing w:after="40" w:line="240" w:lineRule="auto"/>
-      </w:pPr>
-      <w:r>
-        <w:rPr>
-          <w:rFonts w:ascii="Times New Roman" w:hAnsi="Times New Roman"/>
-          <w:sz w:val="22"/>
-        </w:rPr>
-        <w:t>remaining provisionswill be undisturbed asto theirlegalforce and effect.Ifa court finds that an</w:t>
-      </w:r>
-    </w:p>
-    <w:p>
-      <w:pPr>
-        <w:spacing w:after="40" w:line="240" w:lineRule="auto"/>
-      </w:pPr>
-      <w:r>
-        <w:rPr>
-          <w:rFonts w:ascii="Times New Roman" w:hAnsi="Times New Roman"/>
-          <w:sz w:val="22"/>
-        </w:rPr>
-        <w:t>invalidatedorunenforceableprovisionwouldbecomevalidifitwerelimited,thensuch</w:t>
-      </w:r>
-    </w:p>
-    <w:p>
-      <w:pPr>
-        <w:spacing w:after="40" w:line="240" w:lineRule="auto"/>
-      </w:pPr>
-      <w:r>
-        <w:rPr>
-          <w:rFonts w:ascii="Times New Roman" w:hAnsi="Times New Roman"/>
-          <w:sz w:val="22"/>
-        </w:rPr>
-        <w:t>provisionwillbedeemed tobewritten,deemed,construed,andenforced assolimited.</w:t>
-      </w:r>
-    </w:p>
-    <w:p/>
-    <w:p>
-      <w:pPr>
-        <w:spacing w:after="40" w:line="240" w:lineRule="auto"/>
-        <w:jc w:val="center"/>
-      </w:pPr>
-      <w:r>
-        <w:rPr>
-          <w:rFonts w:ascii="Times New Roman" w:hAnsi="Times New Roman"/>
-          <w:b/>
-          <w:sz w:val="22"/>
-        </w:rPr>
-        <w:t>ARTICLEVII</w:t>
-      </w:r>
-    </w:p>
-    <w:p>
-      <w:pPr>
-        <w:spacing w:after="40" w:line="240" w:lineRule="auto"/>
-        <w:jc w:val="center"/>
-      </w:pPr>
-      <w:r>
-        <w:rPr>
-          <w:rFonts w:ascii="Times New Roman" w:hAnsi="Times New Roman"/>
-          <w:b/>
-          <w:sz w:val="22"/>
-        </w:rPr>
-        <w:t>CONTESTEDWILL</w:t>
-      </w:r>
-    </w:p>
-    <w:p/>
-    <w:p>
-      <w:pPr>
-        <w:spacing w:after="40" w:line="240" w:lineRule="auto"/>
-      </w:pPr>
-      <w:r>
-        <w:rPr>
-          <w:rFonts w:ascii="Times New Roman" w:hAnsi="Times New Roman"/>
-          <w:sz w:val="22"/>
-        </w:rPr>
-        <w:t>Should anyheir tomy estate or devisee to thiswill contest this instrument in part or in</w:t>
-      </w:r>
-    </w:p>
-    <w:p>
-      <w:pPr>
-        <w:spacing w:after="40" w:line="240" w:lineRule="auto"/>
-      </w:pPr>
-      <w:r>
-        <w:rPr>
-          <w:rFonts w:ascii="Times New Roman" w:hAnsi="Times New Roman"/>
-          <w:sz w:val="22"/>
-        </w:rPr>
-        <w:t>whole,suchheirordeviseeshallnotreceiveeitherrealorpersonalpropertyfromtheassetsof</w:t>
-      </w:r>
-    </w:p>
-    <w:p>
-      <w:pPr>
-        <w:spacing w:after="40" w:line="240" w:lineRule="auto"/>
-      </w:pPr>
-      <w:r>
-        <w:rPr>
-          <w:rFonts w:ascii="Times New Roman" w:hAnsi="Times New Roman"/>
-          <w:sz w:val="22"/>
-        </w:rPr>
-        <w:t>my estate.If any heirs ordevisees contests any portion of this will, any and all real or personal</w:t>
-      </w:r>
-    </w:p>
-    <w:p>
-      <w:pPr>
-        <w:spacing w:after="40" w:line="240" w:lineRule="auto"/>
-      </w:pPr>
-      <w:r>
-        <w:rPr>
-          <w:rFonts w:ascii="Times New Roman" w:hAnsi="Times New Roman"/>
-          <w:sz w:val="22"/>
-        </w:rPr>
-        <w:t>propertylefttotheheirordevisee aseitheraspecificbequest,residuaryestate,orintestate</w:t>
-      </w:r>
-    </w:p>
-    <w:p>
-      <w:pPr>
-        <w:spacing w:after="40" w:line="240" w:lineRule="auto"/>
-      </w:pPr>
-      <w:r>
-        <w:rPr>
-          <w:rFonts w:ascii="Times New Roman" w:hAnsi="Times New Roman"/>
-          <w:sz w:val="22"/>
-        </w:rPr>
-        <w:t>succession,shall pass totheirlinealissuesperstirpes.If the heirs ordevisees contesting this will</w:t>
-      </w:r>
-    </w:p>
-    <w:p>
-      <w:pPr>
-        <w:spacing w:after="40" w:line="240" w:lineRule="auto"/>
-      </w:pPr>
-      <w:r>
-        <w:rPr>
-          <w:rFonts w:ascii="Times New Roman" w:hAnsi="Times New Roman"/>
-          <w:sz w:val="22"/>
-        </w:rPr>
-        <w:t>shall not havelinealissuesat thetime ofprobateof thiswill,anyrealorpersonal propertywhich</w:t>
-      </w:r>
-    </w:p>
-    <w:p>
-      <w:pPr>
-        <w:spacing w:after="40" w:line="240" w:lineRule="auto"/>
-      </w:pPr>
-      <w:r>
-        <w:rPr>
-          <w:rFonts w:ascii="Times New Roman" w:hAnsi="Times New Roman"/>
-          <w:sz w:val="22"/>
-        </w:rPr>
-        <w:t>would havepassed to saidheirs or devisees shall be added to theresiduaryestate tobe</w:t>
-      </w:r>
-    </w:p>
-    <w:p>
-      <w:pPr>
-        <w:spacing w:after="40" w:line="240" w:lineRule="auto"/>
-      </w:pPr>
-      <w:r>
-        <w:rPr>
-          <w:rFonts w:ascii="Times New Roman" w:hAnsi="Times New Roman"/>
-          <w:sz w:val="22"/>
-        </w:rPr>
-        <w:t>distributed totheremainingheirsper stirpes.</w:t>
-      </w:r>
-    </w:p>
-    <w:p/>
-    <w:p>
-      <w:pPr>
-        <w:spacing w:after="40" w:line="240" w:lineRule="auto"/>
-        <w:jc w:val="center"/>
-      </w:pPr>
-      <w:r>
-        <w:rPr>
-          <w:rFonts w:ascii="Times New Roman" w:hAnsi="Times New Roman"/>
-          <w:b/>
-          <w:sz w:val="22"/>
-        </w:rPr>
-        <w:t>ARTICLEVIII</w:t>
-      </w:r>
-    </w:p>
-    <w:p>
-      <w:pPr>
-        <w:spacing w:after="40" w:line="240" w:lineRule="auto"/>
-        <w:jc w:val="center"/>
-      </w:pPr>
-      <w:r>
-        <w:rPr>
-          <w:rFonts w:ascii="Times New Roman" w:hAnsi="Times New Roman"/>
-          <w:b/>
-          <w:sz w:val="22"/>
-        </w:rPr>
-        <w:t>SOCIALMEDIACLAUSE</w:t>
-      </w:r>
-    </w:p>
-    <w:p/>
-    <w:p>
-      <w:pPr>
-        <w:spacing w:after="40" w:line="240" w:lineRule="auto"/>
-      </w:pPr>
-      <w:r>
-        <w:rPr>
-          <w:rFonts w:ascii="Times New Roman" w:hAnsi="Times New Roman"/>
-          <w:sz w:val="22"/>
-        </w:rPr>
-        <w:t>ItismydesirethatmyExecutortakecontrolofanyandallofmysocialmediaaccounts</w:t>
-      </w:r>
-    </w:p>
-    <w:p>
-      <w:pPr>
-        <w:spacing w:after="40" w:line="240" w:lineRule="auto"/>
-      </w:pPr>
-      <w:r>
-        <w:rPr>
-          <w:rFonts w:ascii="Times New Roman" w:hAnsi="Times New Roman"/>
-          <w:sz w:val="22"/>
-        </w:rPr>
-        <w:t>andadminister and/orterminatethem.</w:t>
-      </w:r>
-    </w:p>
-    <w:p/>
-    <w:p>
-      <w:pPr>
-        <w:spacing w:after="40" w:line="240" w:lineRule="auto"/>
-        <w:jc w:val="center"/>
-      </w:pPr>
-      <w:r>
-        <w:rPr>
-          <w:rFonts w:ascii="Times New Roman" w:hAnsi="Times New Roman"/>
-          <w:b/>
-          <w:sz w:val="22"/>
-        </w:rPr>
-        <w:t>ARTICLEIX</w:t>
-      </w:r>
-    </w:p>
-    <w:p>
-      <w:pPr>
-        <w:spacing w:after="40" w:line="240" w:lineRule="auto"/>
-        <w:jc w:val="center"/>
-      </w:pPr>
-      <w:r>
-        <w:rPr>
-          <w:rFonts w:ascii="Times New Roman" w:hAnsi="Times New Roman"/>
-          <w:b/>
-          <w:sz w:val="22"/>
-        </w:rPr>
-        <w:t>DEFINITIONS</w:t>
-      </w:r>
-    </w:p>
-    <w:p/>
-    <w:p>
-      <w:pPr>
-        <w:spacing w:after="40" w:line="240" w:lineRule="auto"/>
-      </w:pPr>
-      <w:r>
-        <w:rPr>
-          <w:rFonts w:ascii="Times New Roman" w:hAnsi="Times New Roman"/>
-          <w:sz w:val="22"/>
-        </w:rPr>
-        <w:t>For purposes of this will,</w:t>
-      </w:r>
-    </w:p>
-    <w:p/>
-    <w:p>
-      <w:pPr>
-        <w:spacing w:after="40" w:line="240" w:lineRule="auto"/>
-        <w:jc w:val="center"/>
-      </w:pPr>
-      <w:r>
-        <w:rPr>
-          <w:rFonts w:ascii="Times New Roman" w:hAnsi="Times New Roman"/>
-          <w:b/>
-          <w:sz w:val="22"/>
-        </w:rPr>
-        <w:t>A.</w:t>
-      </w:r>
-    </w:p>
-    <w:p>
-      <w:pPr>
-        <w:spacing w:after="40" w:line="240" w:lineRule="auto"/>
-      </w:pPr>
-      <w:r>
-        <w:rPr>
-          <w:rFonts w:ascii="Times New Roman" w:hAnsi="Times New Roman"/>
-          <w:sz w:val="22"/>
-        </w:rPr>
-        <w:t>"Executor."The term"Executor"or"Executors"includes any personal</w:t>
-      </w:r>
-    </w:p>
-    <w:p>
-      <w:pPr>
-        <w:spacing w:after="40" w:line="240" w:lineRule="auto"/>
-      </w:pPr>
-      <w:r>
-        <w:rPr>
-          <w:rFonts w:ascii="Times New Roman" w:hAnsi="Times New Roman"/>
-          <w:sz w:val="22"/>
-        </w:rPr>
-        <w:t>representative or representatives of my estate acting under thiswill such as a successor Executor</w:t>
-      </w:r>
-    </w:p>
-    <w:p>
-      <w:pPr>
-        <w:spacing w:after="40" w:line="240" w:lineRule="auto"/>
-      </w:pPr>
-      <w:r>
-        <w:rPr>
-          <w:rFonts w:ascii="Times New Roman" w:hAnsi="Times New Roman"/>
-          <w:sz w:val="22"/>
-        </w:rPr>
-        <w:t>or Executors and anyAdministrator with thewill annexed.It alsoincludes the term"Executrix"</w:t>
-      </w:r>
-    </w:p>
-    <w:p>
-      <w:pPr>
-        <w:spacing w:after="40" w:line="240" w:lineRule="auto"/>
-      </w:pPr>
-      <w:r>
-        <w:rPr>
-          <w:rFonts w:ascii="Times New Roman" w:hAnsi="Times New Roman"/>
-          <w:sz w:val="22"/>
-        </w:rPr>
-        <w:t>wheneverthecontextrequiresit.</w:t>
-      </w:r>
-    </w:p>
-    <w:p/>
-    <w:p>
-      <w:pPr>
-        <w:spacing w:after="40" w:line="240" w:lineRule="auto"/>
-      </w:pPr>
-      <w:r>
-        <w:rPr>
-          <w:rFonts w:ascii="Times New Roman" w:hAnsi="Times New Roman"/>
-          <w:sz w:val="22"/>
-        </w:rPr>
-        <w:t>LastWillandTestamentofJeanetteWilsonHollinger</w:t>
-      </w:r>
-    </w:p>
-    <w:p>
-      <w:pPr>
-        <w:spacing w:after="40" w:line="240" w:lineRule="auto"/>
-      </w:pPr>
-      <w:r>
-        <w:rPr>
-          <w:rFonts w:ascii="Times New Roman" w:hAnsi="Times New Roman"/>
-          <w:sz w:val="22"/>
-        </w:rPr>
-        <w:t>Initials</w:t>
-      </w:r>
-    </w:p>
-    <w:p>
-      <w:pPr>
-        <w:spacing w:after="40"/>
-      </w:pPr>
-      <w:r>
-        <w:rPr>
-          <w:rFonts w:ascii="Times New Roman" w:hAnsi="Times New Roman"/>
-          <w:sz w:val="22"/>
-        </w:rPr>
-        <w:t>__________________________________________</w:t>
-      </w:r>
-    </w:p>
-    <w:p>
-      <w:pPr>
-        <w:spacing w:after="40" w:line="240" w:lineRule="auto"/>
-      </w:pPr>
-      <w:r>
-        <w:rPr>
-          <w:rFonts w:ascii="Times New Roman" w:hAnsi="Times New Roman"/>
-          <w:sz w:val="22"/>
-        </w:rPr>
-        <w:t>Page 3 of 5 Pages</w:t>
-      </w:r>
-    </w:p>
-    <w:p>
-      <w:r>
-        <w:br w:type="page"/>
-      </w:r>
-    </w:p>
-    <w:p>
-      <w:pPr>
-        <w:spacing w:after="40" w:line="240" w:lineRule="auto"/>
-      </w:pPr>
-      <w:r>
-        <w:rPr>
-          <w:rFonts w:ascii="Times New Roman" w:hAnsi="Times New Roman"/>
-          <w:sz w:val="22"/>
-        </w:rPr>
-        <w:t>B."Death Taxes."The term"death taxes"means inheritance,estate, transfer and</w:t>
-      </w:r>
-    </w:p>
-    <w:p>
-      <w:pPr>
-        <w:spacing w:after="40" w:line="240" w:lineRule="auto"/>
-      </w:pPr>
-      <w:r>
-        <w:rPr>
-          <w:rFonts w:ascii="Times New Roman" w:hAnsi="Times New Roman"/>
-          <w:sz w:val="22"/>
-        </w:rPr>
-        <w:t>successiontaxes,and anyinterest and penaltiesonthese taxes,imposedbyreasonof my death</w:t>
-      </w:r>
-    </w:p>
-    <w:p>
-      <w:pPr>
-        <w:spacing w:after="40" w:line="240" w:lineRule="auto"/>
-      </w:pPr>
-      <w:r>
-        <w:rPr>
-          <w:rFonts w:ascii="Times New Roman" w:hAnsi="Times New Roman"/>
-          <w:sz w:val="22"/>
-        </w:rPr>
-        <w:t>by anyjurisdictionwithrespect to property passingunder or outside of the provisions of thiswill</w:t>
-      </w:r>
-    </w:p>
-    <w:p>
-      <w:pPr>
-        <w:spacing w:after="40" w:line="240" w:lineRule="auto"/>
-      </w:pPr>
-      <w:r>
-        <w:rPr>
-          <w:rFonts w:ascii="Times New Roman" w:hAnsi="Times New Roman"/>
-          <w:sz w:val="22"/>
-        </w:rPr>
-        <w:t>orany codiciltoit whichisincludibleinmy estatefor thepurpose of determining such tax,</w:t>
-      </w:r>
-    </w:p>
-    <w:p>
-      <w:pPr>
-        <w:spacing w:after="40" w:line="240" w:lineRule="auto"/>
-      </w:pPr>
-      <w:r>
-        <w:rPr>
-          <w:rFonts w:ascii="Times New Roman" w:hAnsi="Times New Roman"/>
-          <w:sz w:val="22"/>
-        </w:rPr>
-        <w:t>including,but not limited to,anytax onproperty includible under section2036(relating to</w:t>
-      </w:r>
-    </w:p>
-    <w:p>
-      <w:pPr>
-        <w:spacing w:after="40" w:line="240" w:lineRule="auto"/>
-      </w:pPr>
-      <w:r>
-        <w:rPr>
-          <w:rFonts w:ascii="Times New Roman" w:hAnsi="Times New Roman"/>
-          <w:sz w:val="22"/>
-        </w:rPr>
-        <w:t>transferswithretained life estate),section2041(relatingtopowersofappointment),section</w:t>
-      </w:r>
-    </w:p>
-    <w:p>
-      <w:pPr>
-        <w:spacing w:after="40" w:line="240" w:lineRule="auto"/>
-      </w:pPr>
-      <w:r>
-        <w:rPr>
-          <w:rFonts w:ascii="Times New Roman" w:hAnsi="Times New Roman"/>
-          <w:sz w:val="22"/>
-        </w:rPr>
-        <w:t>2042(relating tolife insurance proceeds) or section 2044(relating to qualified terminable</w:t>
-      </w:r>
-    </w:p>
-    <w:p>
-      <w:pPr>
-        <w:spacing w:after="40" w:line="240" w:lineRule="auto"/>
-      </w:pPr>
-      <w:r>
-        <w:rPr>
-          <w:rFonts w:ascii="Times New Roman" w:hAnsi="Times New Roman"/>
-          <w:sz w:val="22"/>
-        </w:rPr>
-        <w:t>interest property)of theInternal Revenue Code of1986,as amended,orany comparable</w:t>
-      </w:r>
-    </w:p>
-    <w:p>
-      <w:pPr>
-        <w:spacing w:after="40" w:line="240" w:lineRule="auto"/>
-      </w:pPr>
-      <w:r>
-        <w:rPr>
-          <w:rFonts w:ascii="Times New Roman" w:hAnsi="Times New Roman"/>
-          <w:sz w:val="22"/>
-        </w:rPr>
-        <w:t>provisionof statelaw,but excluding,however,any taximposed bysection2032A(c)(relating to</w:t>
-      </w:r>
-    </w:p>
-    <w:p>
-      <w:pPr>
-        <w:spacing w:after="40" w:line="240" w:lineRule="auto"/>
-      </w:pPr>
-      <w:r>
-        <w:rPr>
-          <w:rFonts w:ascii="Times New Roman" w:hAnsi="Times New Roman"/>
-          <w:sz w:val="22"/>
-        </w:rPr>
-        <w:t>qualifiedrealproperty),section2057(f)(relatingtoqualifiedfamily-ownedbusiness interest),or</w:t>
-      </w:r>
-    </w:p>
-    <w:p>
-      <w:pPr>
-        <w:spacing w:after="40" w:line="240" w:lineRule="auto"/>
-      </w:pPr>
-      <w:r>
-        <w:rPr>
-          <w:rFonts w:ascii="Times New Roman" w:hAnsi="Times New Roman"/>
-          <w:sz w:val="22"/>
-        </w:rPr>
-        <w:t>Chapter13(relating togeneration-skipping transfers)of the Code,or any comparable provision</w:t>
-      </w:r>
-    </w:p>
-    <w:p>
-      <w:pPr>
-        <w:spacing w:after="40" w:line="240" w:lineRule="auto"/>
-      </w:pPr>
-      <w:r>
-        <w:rPr>
-          <w:rFonts w:ascii="Times New Roman" w:hAnsi="Times New Roman"/>
-          <w:sz w:val="22"/>
-        </w:rPr>
-        <w:t>of state law.</w:t>
-      </w:r>
-    </w:p>
-    <w:p/>
-    <w:p>
-      <w:pPr>
-        <w:spacing w:after="40" w:line="240" w:lineRule="auto"/>
-        <w:jc w:val="center"/>
-      </w:pPr>
-      <w:r>
-        <w:rPr>
-          <w:rFonts w:ascii="Times New Roman" w:hAnsi="Times New Roman"/>
-          <w:b/>
-          <w:sz w:val="22"/>
-        </w:rPr>
-        <w:t>C.</w:t>
-      </w:r>
-    </w:p>
-    <w:p>
-      <w:pPr>
-        <w:spacing w:after="40" w:line="240" w:lineRule="auto"/>
-      </w:pPr>
-      <w:r>
-        <w:rPr>
-          <w:rFonts w:ascii="Times New Roman" w:hAnsi="Times New Roman"/>
-          <w:sz w:val="22"/>
-        </w:rPr>
-        <w:t>lineal blood descendantsinthe first degree ofthe parent designated,and the term"issue"means</w:t>
-      </w:r>
-    </w:p>
-    <w:p>
-      <w:pPr>
-        <w:spacing w:after="40" w:line="240" w:lineRule="auto"/>
-      </w:pPr>
-      <w:r>
-        <w:rPr>
-          <w:rFonts w:ascii="Times New Roman" w:hAnsi="Times New Roman"/>
-          <w:sz w:val="22"/>
-        </w:rPr>
-        <w:t>lawful lineal blood descendantsin any degree of the ancestor designated,but such terms shall</w:t>
-      </w:r>
-    </w:p>
-    <w:p>
-      <w:pPr>
-        <w:spacing w:after="40" w:line="240" w:lineRule="auto"/>
-      </w:pPr>
-      <w:r>
-        <w:rPr>
-          <w:rFonts w:ascii="Times New Roman" w:hAnsi="Times New Roman"/>
-          <w:sz w:val="22"/>
-        </w:rPr>
-        <w:t>include any personlegallyadoptedprior to the time that person reaches the age of eighteen(18)</w:t>
-      </w:r>
-    </w:p>
-    <w:p>
-      <w:pPr>
-        <w:spacing w:after="40" w:line="240" w:lineRule="auto"/>
-      </w:pPr>
-      <w:r>
-        <w:rPr>
-          <w:rFonts w:ascii="Times New Roman" w:hAnsi="Times New Roman"/>
-          <w:sz w:val="22"/>
-        </w:rPr>
-        <w:t>and thelawful linealdescendants of anysuchperson,whether of thebloodor by adoptionprior</w:t>
-      </w:r>
-    </w:p>
-    <w:p>
-      <w:pPr>
-        <w:spacing w:after="40" w:line="240" w:lineRule="auto"/>
-      </w:pPr>
-      <w:r>
-        <w:rPr>
-          <w:rFonts w:ascii="Times New Roman" w:hAnsi="Times New Roman"/>
-          <w:sz w:val="22"/>
-        </w:rPr>
-        <w:t>tosuchage.At thetimeofexecutionof thisdocument,Ihavesevenchildren:OliviaAshley</w:t>
-      </w:r>
-    </w:p>
-    <w:p>
-      <w:pPr>
-        <w:spacing w:after="40" w:line="240" w:lineRule="auto"/>
-      </w:pPr>
-      <w:r>
-        <w:rPr>
-          <w:rFonts w:ascii="Times New Roman" w:hAnsi="Times New Roman"/>
-          <w:sz w:val="22"/>
-        </w:rPr>
-        <w:t>Morello;Andrew Grant Browning;Trevor Evan Browning;Gabriel WilsonHollinger;Kendall</w:t>
-      </w:r>
-    </w:p>
-    <w:p>
-      <w:pPr>
-        <w:spacing w:after="40" w:line="240" w:lineRule="auto"/>
-      </w:pPr>
-      <w:r>
-        <w:rPr>
-          <w:rFonts w:ascii="Times New Roman" w:hAnsi="Times New Roman"/>
-          <w:sz w:val="22"/>
-        </w:rPr>
-        <w:t>MeredithHyatt;WesleyDawnKane;andBrandonWesleyBrowning.</w:t>
-      </w:r>
-    </w:p>
-    <w:p>
-      <w:pPr>
-        <w:spacing w:after="40" w:line="240" w:lineRule="auto"/>
-        <w:jc w:val="center"/>
-      </w:pPr>
-      <w:r>
-        <w:rPr>
-          <w:rFonts w:ascii="Times New Roman" w:hAnsi="Times New Roman"/>
-          <w:b/>
-          <w:sz w:val="22"/>
-        </w:rPr>
-        <w:t>D.</w:t>
-      </w:r>
-    </w:p>
-    <w:p>
-      <w:pPr>
-        <w:spacing w:after="40" w:line="240" w:lineRule="auto"/>
-      </w:pPr>
-      <w:r>
-        <w:rPr>
-          <w:rFonts w:ascii="Times New Roman" w:hAnsi="Times New Roman"/>
-          <w:sz w:val="22"/>
-        </w:rPr>
-        <w:t>"PerStirpes."Whenever a distribution is to be made to,or a division into shares</w:t>
-      </w:r>
-    </w:p>
-    <w:p>
-      <w:pPr>
-        <w:spacing w:after="40" w:line="240" w:lineRule="auto"/>
-      </w:pPr>
-      <w:r>
-        <w:rPr>
-          <w:rFonts w:ascii="Times New Roman" w:hAnsi="Times New Roman"/>
-          <w:sz w:val="22"/>
-        </w:rPr>
-        <w:t>is tobemadefor,a designated ancestor's issuewho arelivingat adesignated time,and such</w:t>
-      </w:r>
-    </w:p>
-    <w:p>
-      <w:pPr>
-        <w:spacing w:after="40" w:line="240" w:lineRule="auto"/>
-      </w:pPr>
-      <w:r>
-        <w:rPr>
-          <w:rFonts w:ascii="Times New Roman" w:hAnsi="Times New Roman"/>
-          <w:sz w:val="22"/>
-        </w:rPr>
-        <w:t>distribution ordivision istobemade"per stirpes,"such distributionor divisionshall be made by</w:t>
-      </w:r>
-    </w:p>
-    <w:p>
-      <w:pPr>
-        <w:spacing w:after="40" w:line="240" w:lineRule="auto"/>
-      </w:pPr>
-      <w:r>
-        <w:rPr>
-          <w:rFonts w:ascii="Times New Roman" w:hAnsi="Times New Roman"/>
-          <w:sz w:val="22"/>
-        </w:rPr>
-        <w:t>first determining the generation nearest tosuch ancestorwhich has a person who represents that</w:t>
-      </w:r>
-    </w:p>
-    <w:p>
-      <w:pPr>
-        <w:spacing w:after="40" w:line="240" w:lineRule="auto"/>
-      </w:pPr>
-      <w:r>
-        <w:rPr>
-          <w:rFonts w:ascii="Times New Roman" w:hAnsi="Times New Roman"/>
-          <w:sz w:val="22"/>
-        </w:rPr>
-        <w:t>generation andwhoisliving at the designated time.The property tobe distributed ordivided</w:t>
-      </w:r>
-    </w:p>
-    <w:p>
-      <w:pPr>
-        <w:spacing w:after="40" w:line="240" w:lineRule="auto"/>
-      </w:pPr>
-      <w:r>
-        <w:rPr>
-          <w:rFonts w:ascii="Times New Roman" w:hAnsi="Times New Roman"/>
-          <w:sz w:val="22"/>
-        </w:rPr>
-        <w:t>shallbe divided into asmany equal shares as maybe necessary to allocate one share to each then</w:t>
-      </w:r>
-    </w:p>
-    <w:p>
-      <w:pPr>
-        <w:spacing w:after="40" w:line="240" w:lineRule="auto"/>
-      </w:pPr>
-      <w:r>
-        <w:rPr>
-          <w:rFonts w:ascii="Times New Roman" w:hAnsi="Times New Roman"/>
-          <w:sz w:val="22"/>
-        </w:rPr>
-        <w:t>livingpersonof thatgeneration and one share to eachdeceasedperson of thatgenerationwho</w:t>
-      </w:r>
-    </w:p>
-    <w:p>
-      <w:pPr>
-        <w:spacing w:after="40" w:line="240" w:lineRule="auto"/>
-      </w:pPr>
-      <w:r>
-        <w:rPr>
-          <w:rFonts w:ascii="Times New Roman" w:hAnsi="Times New Roman"/>
-          <w:sz w:val="22"/>
-        </w:rPr>
-        <w:t>left issue who are then living.Each livingperson of that generationwho has not effectively</w:t>
-      </w:r>
-    </w:p>
-    <w:p>
-      <w:pPr>
-        <w:spacing w:after="40" w:line="240" w:lineRule="auto"/>
-      </w:pPr>
-      <w:r>
-        <w:rPr>
-          <w:rFonts w:ascii="Times New Roman" w:hAnsi="Times New Roman"/>
-          <w:sz w:val="22"/>
-        </w:rPr>
-        <w:t>disclaimed his shareforfederaltaxpurposesshallreceive oneshare,and theshareofeach</w:t>
-      </w:r>
-    </w:p>
-    <w:p>
-      <w:pPr>
-        <w:spacing w:after="40" w:line="240" w:lineRule="auto"/>
-      </w:pPr>
-      <w:r>
-        <w:rPr>
-          <w:rFonts w:ascii="Times New Roman" w:hAnsi="Times New Roman"/>
-          <w:sz w:val="22"/>
-        </w:rPr>
-        <w:t>deceasedpersonof thatgeneration and of eachlivingpersonof thatgenerationwhohas</w:t>
-      </w:r>
-    </w:p>
-    <w:p>
-      <w:pPr>
-        <w:spacing w:after="40" w:line="240" w:lineRule="auto"/>
-      </w:pPr>
-      <w:r>
-        <w:rPr>
-          <w:rFonts w:ascii="Times New Roman" w:hAnsi="Times New Roman"/>
-          <w:sz w:val="22"/>
-        </w:rPr>
-        <w:t>effectivelydisclaimedhisshareshallbedivided amonghisthenlivingissueinthesamemanner.</w:t>
-      </w:r>
-    </w:p>
-    <w:p>
-      <w:pPr>
-        <w:spacing w:after="40" w:line="240" w:lineRule="auto"/>
-        <w:jc w:val="center"/>
-      </w:pPr>
-      <w:r>
-        <w:rPr>
-          <w:rFonts w:ascii="Times New Roman" w:hAnsi="Times New Roman"/>
-          <w:b/>
-          <w:sz w:val="22"/>
-        </w:rPr>
-        <w:t>E.</w:t>
-      </w:r>
-    </w:p>
-    <w:p>
-      <w:pPr>
-        <w:spacing w:after="40" w:line="240" w:lineRule="auto"/>
-      </w:pPr>
-      <w:r>
-        <w:rPr>
-          <w:rFonts w:ascii="Times New Roman" w:hAnsi="Times New Roman"/>
-          <w:sz w:val="22"/>
-        </w:rPr>
-        <w:t>"Social Media."Theterm"socialMedia"shall meananyInternet website or</w:t>
-      </w:r>
-    </w:p>
-    <w:p>
-      <w:pPr>
-        <w:spacing w:after="40" w:line="240" w:lineRule="auto"/>
-      </w:pPr>
-      <w:r>
-        <w:rPr>
-          <w:rFonts w:ascii="Times New Roman" w:hAnsi="Times New Roman"/>
-          <w:sz w:val="22"/>
-        </w:rPr>
-        <w:t>archivewith an account once owned or controiled byme and bearingmylikeness and/or</w:t>
-      </w:r>
-    </w:p>
-    <w:p>
-      <w:pPr>
-        <w:spacing w:after="40" w:line="240" w:lineRule="auto"/>
-      </w:pPr>
-      <w:r>
-        <w:rPr>
-          <w:rFonts w:ascii="Times New Roman" w:hAnsi="Times New Roman"/>
-          <w:sz w:val="22"/>
-        </w:rPr>
-        <w:t>personalinformation.</w:t>
-      </w:r>
-    </w:p>
-    <w:p/>
-    <w:p>
-      <w:pPr>
-        <w:spacing w:after="40" w:line="240" w:lineRule="auto"/>
-      </w:pPr>
-      <w:r>
-        <w:rPr>
-          <w:rFonts w:ascii="Times New Roman" w:hAnsi="Times New Roman"/>
-          <w:sz w:val="22"/>
-        </w:rPr>
-        <w:t>SignaturePagetoFollow</w:t>
-      </w:r>
-    </w:p>
-    <w:p>
-      <w:pPr>
-        <w:spacing w:after="40"/>
-      </w:pPr>
-      <w:r>
-        <w:rPr>
-          <w:rFonts w:ascii="Times New Roman" w:hAnsi="Times New Roman"/>
-          <w:sz w:val="22"/>
-        </w:rPr>
-        <w:t>__________________________________________</w:t>
-      </w:r>
-    </w:p>
-    <w:p/>
-    <w:p>
-      <w:pPr>
-        <w:spacing w:after="40" w:line="240" w:lineRule="auto"/>
-      </w:pPr>
-      <w:r>
-        <w:rPr>
-          <w:rFonts w:ascii="Times New Roman" w:hAnsi="Times New Roman"/>
-          <w:sz w:val="22"/>
-        </w:rPr>
-        <w:t>LastWillandTestamentof JeanetteWilsonHollinger</w:t>
-      </w:r>
-    </w:p>
-    <w:p/>
-    <w:p>
-      <w:pPr>
-        <w:spacing w:after="40" w:line="240" w:lineRule="auto"/>
-      </w:pPr>
-      <w:r>
-        <w:rPr>
-          <w:rFonts w:ascii="Times New Roman" w:hAnsi="Times New Roman"/>
-          <w:sz w:val="22"/>
-        </w:rPr>
-        <w:t>Page 4 of5Pages</w:t>
-      </w:r>
-    </w:p>
-    <w:p>
-      <w:r>
-        <w:br w:type="page"/>
-      </w:r>
-    </w:p>
-    <w:p>
-      <w:pPr>
-        <w:spacing w:after="40" w:line="240" w:lineRule="auto"/>
-      </w:pPr>
-      <w:r>
-        <w:rPr>
-          <w:rFonts w:ascii="Times New Roman" w:hAnsi="Times New Roman"/>
-          <w:sz w:val="22"/>
-        </w:rPr>
-        <w:t>day ofJune,2023,and being first duly sworn,do hereby declare to the undersigned authority that</w:t>
-      </w:r>
-    </w:p>
-    <w:p>
-      <w:pPr>
-        <w:spacing w:after="40"/>
-      </w:pPr>
-      <w:r>
-        <w:rPr>
-          <w:rFonts w:ascii="Times New Roman" w:hAnsi="Times New Roman"/>
-          <w:sz w:val="22"/>
-        </w:rPr>
-        <w:t>__________________________________________</w:t>
-      </w:r>
-    </w:p>
-    <w:p>
-      <w:pPr>
-        <w:spacing w:after="40" w:line="240" w:lineRule="auto"/>
-      </w:pPr>
-      <w:r>
-        <w:rPr>
-          <w:rFonts w:ascii="Times New Roman" w:hAnsi="Times New Roman"/>
-          <w:sz w:val="22"/>
-        </w:rPr>
-        <w:t>I sign and execute this instrument asmy last will and that I signit willingly(orwillingly direct</w:t>
-      </w:r>
-    </w:p>
-    <w:p>
-      <w:pPr>
-        <w:spacing w:after="40" w:line="240" w:lineRule="auto"/>
-      </w:pPr>
-      <w:r>
-        <w:rPr>
-          <w:rFonts w:ascii="Times New Roman" w:hAnsi="Times New Roman"/>
-          <w:sz w:val="22"/>
-        </w:rPr>
-        <w:t>another to signit for me),that I execute it as myfree and voluntary act for the purposes therein</w:t>
-      </w:r>
-    </w:p>
-    <w:p>
-      <w:pPr>
-        <w:spacing w:after="40" w:line="240" w:lineRule="auto"/>
-      </w:pPr>
-      <w:r>
-        <w:rPr>
-          <w:rFonts w:ascii="Times New Roman" w:hAnsi="Times New Roman"/>
-          <w:sz w:val="22"/>
-        </w:rPr>
-        <w:t>expressed,and thatIameighteenyears ofageorolder,of soundmind,andunderno constraint</w:t>
-      </w:r>
-    </w:p>
-    <w:p>
-      <w:pPr>
-        <w:spacing w:after="40" w:line="240" w:lineRule="auto"/>
-      </w:pPr>
-      <w:r>
-        <w:rPr>
-          <w:rFonts w:ascii="Times New Roman" w:hAnsi="Times New Roman"/>
-          <w:sz w:val="22"/>
-        </w:rPr>
-        <w:t>or undue influence.</w:t>
-      </w:r>
-    </w:p>
-    <w:p/>
-    <w:p>
-      <w:pPr>
-        <w:spacing w:after="40" w:line="240" w:lineRule="auto"/>
-      </w:pPr>
-      <w:r>
-        <w:rPr>
-          <w:rFonts w:ascii="Times New Roman" w:hAnsi="Times New Roman"/>
-          <w:sz w:val="22"/>
-        </w:rPr>
-        <w:t>JeanetteWilsonHollinger</w:t>
-      </w:r>
-    </w:p>
-    <w:p/>
-    <w:p>
-      <w:pPr>
-        <w:spacing w:after="40" w:line="240" w:lineRule="auto"/>
-      </w:pPr>
-      <w:r>
-        <w:rPr>
-          <w:rFonts w:ascii="Times New Roman" w:hAnsi="Times New Roman"/>
-          <w:sz w:val="22"/>
-        </w:rPr>
-        <w:t>We,MarkC.McIntyre andBenjaminBurroughs-Murray,thewitnesses,sign our</w:t>
-      </w:r>
-    </w:p>
-    <w:p>
-      <w:pPr>
-        <w:spacing w:after="40"/>
-      </w:pPr>
-      <w:r>
-        <w:rPr>
-          <w:rFonts w:ascii="Times New Roman" w:hAnsi="Times New Roman"/>
-          <w:sz w:val="22"/>
-        </w:rPr>
-        <w:t>__________________________________________</w:t>
-      </w:r>
-    </w:p>
-    <w:p>
-      <w:pPr>
-        <w:spacing w:after="40" w:line="240" w:lineRule="auto"/>
-      </w:pPr>
-      <w:r>
-        <w:rPr>
-          <w:rFonts w:ascii="Times New Roman" w:hAnsi="Times New Roman"/>
-          <w:sz w:val="22"/>
-        </w:rPr>
-        <w:t>names to this instrument,being first duly sworn,and do hereby declare to the undersigned</w:t>
-      </w:r>
-    </w:p>
-    <w:p>
-      <w:pPr>
-        <w:spacing w:after="40"/>
-      </w:pPr>
-      <w:r>
-        <w:rPr>
-          <w:rFonts w:ascii="Times New Roman" w:hAnsi="Times New Roman"/>
-          <w:sz w:val="22"/>
-        </w:rPr>
-        <w:t>__________________________________________</w:t>
-      </w:r>
-    </w:p>
-    <w:p>
-      <w:pPr>
-        <w:spacing w:after="40" w:line="240" w:lineRule="auto"/>
-      </w:pPr>
-      <w:r>
-        <w:rPr>
-          <w:rFonts w:ascii="Times New Roman" w:hAnsi="Times New Roman"/>
-          <w:sz w:val="22"/>
-        </w:rPr>
-        <w:t>authority that the testator signs and executes this instrument as his last will in our presence and</w:t>
-      </w:r>
-    </w:p>
-    <w:p>
-      <w:pPr>
-        <w:spacing w:after="40" w:line="240" w:lineRule="auto"/>
-      </w:pPr>
-      <w:r>
-        <w:rPr>
-          <w:rFonts w:ascii="Times New Roman" w:hAnsi="Times New Roman"/>
-          <w:sz w:val="22"/>
-        </w:rPr>
-        <w:t>that he signs it willingly(orwillingly directs another tosignit forher),andthat eachofus,at the</w:t>
-      </w:r>
-    </w:p>
-    <w:p>
-      <w:pPr>
-        <w:spacing w:after="40" w:line="240" w:lineRule="auto"/>
-      </w:pPr>
-      <w:r>
-        <w:rPr>
-          <w:rFonts w:ascii="Times New Roman" w:hAnsi="Times New Roman"/>
-          <w:sz w:val="22"/>
-        </w:rPr>
-        <w:t>request ofthe testator,andinthepresence andhearing ofthetestator,andinthepresence and</w:t>
-      </w:r>
-    </w:p>
-    <w:p>
-      <w:pPr>
-        <w:spacing w:after="40" w:line="240" w:lineRule="auto"/>
-      </w:pPr>
-      <w:r>
-        <w:rPr>
-          <w:rFonts w:ascii="Times New Roman" w:hAnsi="Times New Roman"/>
-          <w:sz w:val="22"/>
-        </w:rPr>
-        <w:t>hearingofeachother,hereby signs thislastwill aswitness tothetestator's signing,and to the</w:t>
-      </w:r>
-    </w:p>
-    <w:p>
-      <w:pPr>
-        <w:spacing w:after="40"/>
-      </w:pPr>
-      <w:r>
-        <w:rPr>
-          <w:rFonts w:ascii="Times New Roman" w:hAnsi="Times New Roman"/>
-          <w:sz w:val="22"/>
-        </w:rPr>
-        <w:t>__________________________________________</w:t>
-      </w:r>
-    </w:p>
-    <w:p>
-      <w:pPr>
-        <w:spacing w:after="40" w:line="240" w:lineRule="auto"/>
-      </w:pPr>
-      <w:r>
-        <w:rPr>
-          <w:rFonts w:ascii="Times New Roman" w:hAnsi="Times New Roman"/>
-          <w:sz w:val="22"/>
-        </w:rPr>
-        <w:t>best ofourknowledge the testatoris eighteenyears ofage orolder,of soundmind,andunderno</w:t>
-      </w:r>
-    </w:p>
-    <w:p>
-      <w:pPr>
-        <w:spacing w:after="40" w:line="240" w:lineRule="auto"/>
-      </w:pPr>
-      <w:r>
-        <w:rPr>
-          <w:rFonts w:ascii="Times New Roman" w:hAnsi="Times New Roman"/>
-          <w:sz w:val="22"/>
-        </w:rPr>
-        <w:t>constraint or undueinfluence.</w:t>
-      </w:r>
-    </w:p>
-    <w:p/>
-    <w:p>
-      <w:pPr>
-        <w:spacing w:after="40" w:line="240" w:lineRule="auto"/>
-      </w:pPr>
-      <w:r>
-        <w:rPr>
-          <w:rFonts w:ascii="Times New Roman" w:hAnsi="Times New Roman"/>
-          <w:sz w:val="22"/>
-        </w:rPr>
-        <w:t>WakeCounty,NorthCarolina.</w:t>
-      </w:r>
-    </w:p>
-    <w:p/>
-    <w:p>
-      <w:pPr>
-        <w:spacing w:after="40" w:line="240" w:lineRule="auto"/>
-      </w:pPr>
-      <w:r>
-        <w:rPr>
-          <w:rFonts w:ascii="Times New Roman" w:hAnsi="Times New Roman"/>
-          <w:sz w:val="22"/>
-        </w:rPr>
-        <w:t>Wake County,North Carolina.</w:t>
-      </w:r>
-    </w:p>
-    <w:p/>
-    <w:p>
-      <w:pPr>
-        <w:spacing w:after="40" w:line="240" w:lineRule="auto"/>
-        <w:jc w:val="center"/>
-      </w:pPr>
-      <w:r>
-        <w:rPr>
-          <w:rFonts w:ascii="Times New Roman" w:hAnsi="Times New Roman"/>
-          <w:b/>
-          <w:sz w:val="22"/>
-        </w:rPr>
-        <w:t>STATEOFNORTHCAROLINA</w:t>
-      </w:r>
-    </w:p>
-    <w:p/>
-    <w:p>
-      <w:pPr>
-        <w:spacing w:after="40" w:line="240" w:lineRule="auto"/>
-        <w:jc w:val="center"/>
-      </w:pPr>
-      <w:r>
-        <w:rPr>
-          <w:rFonts w:ascii="Times New Roman" w:hAnsi="Times New Roman"/>
-          <w:b/>
-          <w:sz w:val="22"/>
-        </w:rPr>
-        <w:t>COUNTYOFWAKE</w:t>
-      </w:r>
-    </w:p>
-    <w:p/>
-    <w:p>
-      <w:pPr>
-        <w:spacing w:after="40" w:line="240" w:lineRule="auto"/>
-      </w:pPr>
-      <w:r>
-        <w:rPr>
-          <w:rFonts w:ascii="Times New Roman" w:hAnsi="Times New Roman"/>
-          <w:sz w:val="22"/>
-        </w:rPr>
-        <w:t>Subscribed,sworn to and acknowledgedbeforemebyJeanetteWilsonHollinger,the</w:t>
-      </w:r>
-    </w:p>
-    <w:p>
-      <w:pPr>
-        <w:spacing w:after="40"/>
-      </w:pPr>
-      <w:r>
-        <w:rPr>
-          <w:rFonts w:ascii="Times New Roman" w:hAnsi="Times New Roman"/>
-          <w:sz w:val="22"/>
-        </w:rPr>
-        <w:t>__________________________________________</w:t>
-      </w:r>
-    </w:p>
-    <w:p>
-      <w:pPr>
-        <w:spacing w:after="40" w:line="240" w:lineRule="auto"/>
-      </w:pPr>
-      <w:r>
-        <w:rPr>
-          <w:rFonts w:ascii="Times New Roman" w:hAnsi="Times New Roman"/>
-          <w:sz w:val="22"/>
-        </w:rPr>
-        <w:t>testator,and subscribed and sworn to before me byMark C.McIntyre andBenjamin</w:t>
-      </w:r>
-    </w:p>
-    <w:p>
-      <w:pPr>
-        <w:spacing w:after="40"/>
-      </w:pPr>
-      <w:r>
-        <w:rPr>
-          <w:rFonts w:ascii="Times New Roman" w:hAnsi="Times New Roman"/>
-          <w:sz w:val="22"/>
-        </w:rPr>
-        <w:t>__________________________________________</w:t>
-      </w:r>
-    </w:p>
-    <w:p>
-      <w:pPr>
-        <w:spacing w:after="40" w:line="240" w:lineRule="auto"/>
-      </w:pPr>
-      <w:r>
-        <w:rPr>
-          <w:rFonts w:ascii="Times New Roman" w:hAnsi="Times New Roman"/>
-          <w:sz w:val="22"/>
-        </w:rPr>
-        <w:t>Burroughs-Murray,witnesses,this the_2L_day of June,2023.</w:t>
-      </w:r>
-    </w:p>
-    <w:p>
-      <w:pPr>
-        <w:spacing w:after="40"/>
-      </w:pPr>
-      <w:r>
-        <w:rPr>
-          <w:rFonts w:ascii="Times New Roman" w:hAnsi="Times New Roman"/>
-          <w:sz w:val="22"/>
-        </w:rPr>
-        <w:t>__________________________________________</w:t>
-      </w:r>
-    </w:p>
-    <w:p/>
-    <w:p>
-      <w:pPr>
-        <w:spacing w:after="40" w:line="240" w:lineRule="auto"/>
-        <w:jc w:val="center"/>
-      </w:pPr>
-      <w:r>
-        <w:rPr>
-          <w:rFonts w:ascii="Times New Roman" w:hAnsi="Times New Roman"/>
-          <w:b/>
-          <w:sz w:val="22"/>
-        </w:rPr>
-        <w:t>SIGNEDLEE</w:t>
-      </w:r>
-    </w:p>
-    <w:p>
-      <w:pPr>
-        <w:spacing w:after="40"/>
-      </w:pPr>
-      <w:r>
-        <w:rPr>
-          <w:rFonts w:ascii="Times New Roman" w:hAnsi="Times New Roman"/>
-          <w:sz w:val="22"/>
-        </w:rPr>
-        <w:t>__________________________________________</w:t>
-      </w:r>
-    </w:p>
-    <w:p>
-      <w:pPr>
-        <w:spacing w:after="40" w:line="240" w:lineRule="auto"/>
-      </w:pPr>
-      <w:r>
-        <w:rPr>
-          <w:rFonts w:ascii="Times New Roman" w:hAnsi="Times New Roman"/>
-          <w:sz w:val="22"/>
-        </w:rPr>
-        <w:t>SignatureofA.JustinEldreth,NotaryPublic</w:t>
-      </w:r>
-    </w:p>
-    <w:p>
-      <w:pPr>
-        <w:spacing w:after="40"/>
-      </w:pPr>
-      <w:r>
-        <w:rPr>
-          <w:rFonts w:ascii="Times New Roman" w:hAnsi="Times New Roman"/>
-          <w:sz w:val="22"/>
-        </w:rPr>
-        <w:t>__________________________________________</w:t>
-      </w:r>
-    </w:p>
-    <w:p>
-      <w:pPr>
-        <w:spacing w:after="40" w:line="240" w:lineRule="auto"/>
-      </w:pPr>
-      <w:r>
-        <w:rPr>
-          <w:rFonts w:ascii="Times New Roman" w:hAnsi="Times New Roman"/>
-          <w:sz w:val="22"/>
-        </w:rPr>
-        <w:t>NotaryPublic</w:t>
-      </w:r>
-    </w:p>
-    <w:p>
-      <w:pPr>
-        <w:spacing w:after="40" w:line="240" w:lineRule="auto"/>
-      </w:pPr>
-      <w:r>
-        <w:rPr>
-          <w:rFonts w:ascii="Times New Roman" w:hAnsi="Times New Roman"/>
-          <w:sz w:val="22"/>
-        </w:rPr>
-        <w:t>Wake</w:t>
-      </w:r>
-    </w:p>
-    <w:p>
-      <w:pPr>
-        <w:spacing w:after="40" w:line="240" w:lineRule="auto"/>
-      </w:pPr>
-      <w:r>
-        <w:rPr>
-          <w:rFonts w:ascii="Times New Roman" w:hAnsi="Times New Roman"/>
-          <w:sz w:val="22"/>
-        </w:rPr>
-        <w:t>My Commission Expires:September 03,2027</w:t>
-      </w:r>
-    </w:p>
-    <w:p>
-      <w:pPr>
-        <w:spacing w:after="40"/>
-      </w:pPr>
-      <w:r>
-        <w:rPr>
-          <w:rFonts w:ascii="Times New Roman" w:hAnsi="Times New Roman"/>
-          <w:sz w:val="22"/>
-        </w:rPr>
-        <w:t>__________________________________________</w:t>
-      </w:r>
-    </w:p>
-    <w:p>
-      <w:pPr>
-        <w:spacing w:after="40" w:line="240" w:lineRule="auto"/>
-      </w:pPr>
-      <w:r>
-        <w:rPr>
-          <w:rFonts w:ascii="Times New Roman" w:hAnsi="Times New Roman"/>
-          <w:sz w:val="22"/>
-        </w:rPr>
-        <w:t>County</w:t>
-      </w:r>
-    </w:p>
-    <w:p>
-      <w:pPr>
-        <w:spacing w:after="40" w:line="240" w:lineRule="auto"/>
-      </w:pPr>
-      <w:r>
-        <w:rPr>
-          <w:rFonts w:ascii="Times New Roman" w:hAnsi="Times New Roman"/>
-          <w:sz w:val="22"/>
-        </w:rPr>
-        <w:t>MyComm.Exp.</w:t>
-      </w:r>
-    </w:p>
-    <w:p>
-      <w:pPr>
-        <w:spacing w:after="40" w:line="240" w:lineRule="auto"/>
-        <w:jc w:val="center"/>
-      </w:pPr>
-      <w:r>
-        <w:rPr>
-          <w:rFonts w:ascii="Times New Roman" w:hAnsi="Times New Roman"/>
-          <w:b/>
-          <w:sz w:val="22"/>
-        </w:rPr>
-        <w:t>Z09-03-2027</w:t>
-      </w:r>
-    </w:p>
-    <w:p/>
-    <w:p>
-      <w:pPr>
-        <w:spacing w:after="40" w:line="240" w:lineRule="auto"/>
-      </w:pPr>
-      <w:r>
-        <w:rPr>
-          <w:rFonts w:ascii="Times New Roman" w:hAnsi="Times New Roman"/>
-          <w:sz w:val="22"/>
-        </w:rPr>
-        <w:t>LastWillandTestamentofJeanetteWilsonHollinger</w:t>
-      </w:r>
-    </w:p>
-    <w:p>
-      <w:pPr>
-        <w:spacing w:after="40" w:line="240" w:lineRule="auto"/>
-      </w:pPr>
-      <w:r>
-        <w:rPr>
-          <w:rFonts w:ascii="Times New Roman" w:hAnsi="Times New Roman"/>
-          <w:sz w:val="22"/>
-        </w:rPr>
-        <w:t>Initials</w:t>
-      </w:r>
-    </w:p>
-    <w:p>
-      <w:pPr>
-        <w:spacing w:after="40"/>
-      </w:pPr>
-      <w:r>
-        <w:rPr>
-          <w:rFonts w:ascii="Times New Roman" w:hAnsi="Times New Roman"/>
-          <w:sz w:val="22"/>
-        </w:rPr>
-        <w:t>__________________________________________</w:t>
-      </w:r>
-    </w:p>
-    <w:p>
-      <w:pPr>
-        <w:spacing w:after="40" w:line="240" w:lineRule="auto"/>
-      </w:pPr>
-      <w:r>
-        <w:rPr>
-          <w:rFonts w:ascii="Times New Roman" w:hAnsi="Times New Roman"/>
-          <w:sz w:val="22"/>
-        </w:rPr>
-        <w:t>Page5 of 5Pages</w:t>
+        <w:drawing>
+          <wp:inline xmlns:a="http://schemas.openxmlformats.org/drawingml/2006/main" xmlns:pic="http://schemas.openxmlformats.org/drawingml/2006/picture">
+            <wp:extent cx="7315200" cy="9434333"/>
+            <wp:docPr id="5" name="Picture 5"/>
+            <wp:cNvGraphicFramePr>
+              <a:graphicFrameLocks noChangeAspect="1"/>
+            </wp:cNvGraphicFramePr>
+            <a:graphic>
+              <a:graphicData uri="http://schemas.openxmlformats.org/drawingml/2006/picture">
+                <pic:pic>
+                  <pic:nvPicPr>
+                    <pic:cNvPr id="0" name="image.png"/>
+                    <pic:cNvPicPr/>
+                  </pic:nvPicPr>
+                  <pic:blipFill>
+                    <a:blip r:embed="rId13"/>
+                    <a:stretch>
+                      <a:fillRect/>
+                    </a:stretch>
+                  </pic:blipFill>
+                  <pic:spPr>
+                    <a:xfrm>
+                      <a:off x="0" y="0"/>
+                      <a:ext cx="7315200" cy="9434333"/>
+                    </a:xfrm>
+                    <a:prstGeom prst="rect"/>
+                  </pic:spPr>
+                </pic:pic>
+              </a:graphicData>
+            </a:graphic>
+          </wp:inline>
+        </w:drawing>
       </w:r>
     </w:p>
     <w:sectPr>
       <w:pgSz w:w="12240" w:h="15840"/>
-      <w:pgMar w:top="1152" w:right="1296" w:bottom="1152" w:left="1296" w:header="720" w:footer="720" w:gutter="0"/>
+      <w:pgMar w:top="360" w:right="360" w:bottom="360" w:left="360" w:header="720" w:footer="720" w:gutter="0"/>
       <w:cols w:space="720"/>
       <w:docGrid w:linePitch="360"/>
     </w:sectPr>
@@ -2772,10 +610,6 @@
     <w:name w:val="Normal"/>
     <w:qFormat/>
     <w:rsid w:val="00FC693F"/>
-    <w:rPr>
-      <w:rFonts w:ascii="Times New Roman" w:hAnsi="Times New Roman"/>
-      <w:sz w:val="22"/>
-    </w:rPr>
   </w:style>
   <w:style w:type="paragraph" w:styleId="Header">
     <w:name w:val="header"/>
